--- a/lessons/7-7/downloads/7-7-notes-teacher.docx
+++ b/lessons/7-7/downloads/7-7-notes-teacher.docx
@@ -14,7 +14,7 @@
           <w:sz w:val="18"/>
           <w:szCs w:val="18"/>
         </w:rPr>
-        <w:t xml:space="preserve">UNIT 7  ·  LESSON 7      STANDARD 6.EE.7</w:t>
+        <w:t xml:space="preserve">UNIT 7  ·  LESSON 7      STANDARD 6.AT.8</w:t>
       </w:r>
     </w:p>
     <w:p>
@@ -1075,7 +1075,7 @@
                           </pic:cNvPicPr>
                         </pic:nvPicPr>
                         <pic:blipFill>
-                          <a:blip r:embed="rId14" cstate="none"/>
+                          <a:blip r:embed="rId11" cstate="none"/>
                           <a:srcRect/>
                           <a:stretch>
                             <a:fillRect/>
@@ -2553,6 +2553,32 @@
     </w:p>
     <w:p>
       <w:pPr>
+        <w:pStyle w:val="Heading2"/>
+        <w:spacing w:after="80" w:before="180"/>
+      </w:pPr>
+      <w:r>
+        <w:rPr>
+          <w:b/>
+          <w:bCs/>
+          <w:color w:val="12355B"/>
+          <w:sz w:val="24"/>
+          <w:szCs w:val="24"/>
+        </w:rPr>
+        <w:t xml:space="preserve">Level 1 Support</w:t>
+      </w:r>
+      <w:r>
+        <w:rPr>
+          <w:i/>
+          <w:iCs/>
+          <w:color w:val="1FA6A2"/>
+          <w:sz w:val="19"/>
+          <w:szCs w:val="19"/>
+        </w:rPr>
+        <w:t xml:space="preserve">   extra scaffolding</w:t>
+      </w:r>
+    </w:p>
+    <w:p>
+      <w:pPr>
         <w:keepNext/>
         <w:spacing w:after="60" w:before="160"/>
       </w:pPr>
@@ -2813,6 +2839,32 @@
     </w:tbl>
     <w:p>
       <w:pPr>
+        <w:pStyle w:val="Heading2"/>
+        <w:spacing w:after="80" w:before="180"/>
+      </w:pPr>
+      <w:r>
+        <w:rPr>
+          <w:b/>
+          <w:bCs/>
+          <w:color w:val="12355B"/>
+          <w:sz w:val="24"/>
+          <w:szCs w:val="24"/>
+        </w:rPr>
+        <w:t xml:space="preserve">On Level</w:t>
+      </w:r>
+      <w:r>
+        <w:rPr>
+          <w:i/>
+          <w:iCs/>
+          <w:color w:val="12355B"/>
+          <w:sz w:val="19"/>
+          <w:szCs w:val="19"/>
+        </w:rPr>
+        <w:t xml:space="preserve">   grade-level practice</w:t>
+      </w:r>
+    </w:p>
+    <w:p>
+      <w:pPr>
         <w:keepNext/>
         <w:spacing w:after="60" w:before="160"/>
       </w:pPr>
@@ -2943,136 +2995,6 @@
     </w:tbl>
     <w:p>
       <w:pPr>
-        <w:keepNext/>
-        <w:spacing w:after="60" w:before="160"/>
-      </w:pPr>
-      <w:r>
-        <w:rPr>
-          <w:b/>
-          <w:bCs/>
-          <w:color w:val="12355B"/>
-          <w:sz w:val="22"/>
-          <w:szCs w:val="22"/>
-        </w:rPr>
-        <w:t xml:space="preserve">4.  </w:t>
-      </w:r>
-      <w:r>
-        <w:rPr>
-          <w:b/>
-          <w:bCs/>
-          <w:sz w:val="21"/>
-          <w:szCs w:val="21"/>
-        </w:rPr>
-        <w:t xml:space="preserve">Room 2: The vault keypad clue reads, 'A number of stolen coins plus 6 equals 14.' Solve x + 6 = 14 to find the code x.</w:t>
-      </w:r>
-    </w:p>
-    <w:p>
-      <w:pPr>
-        <w:spacing w:after="40"/>
-        <w:ind w:left="420"/>
-      </w:pPr>
-      <w:r>
-        <w:rPr>
-          <w:sz w:val="20"/>
-          <w:szCs w:val="20"/>
-        </w:rPr>
-        <w:t xml:space="preserve">A)  x = 8</w:t>
-      </w:r>
-    </w:p>
-    <w:p>
-      <w:pPr>
-        <w:spacing w:after="40"/>
-        <w:ind w:left="420"/>
-      </w:pPr>
-      <w:r>
-        <w:rPr>
-          <w:sz w:val="20"/>
-          <w:szCs w:val="20"/>
-        </w:rPr>
-        <w:t xml:space="preserve">B)  x = 20</w:t>
-      </w:r>
-    </w:p>
-    <w:p>
-      <w:pPr>
-        <w:spacing w:after="40"/>
-        <w:ind w:left="420"/>
-      </w:pPr>
-      <w:r>
-        <w:rPr>
-          <w:sz w:val="20"/>
-          <w:szCs w:val="20"/>
-        </w:rPr>
-        <w:t xml:space="preserve">C)  x = 6</w:t>
-      </w:r>
-    </w:p>
-    <w:p>
-      <w:pPr>
-        <w:spacing w:after="40"/>
-        <w:ind w:left="420"/>
-      </w:pPr>
-      <w:r>
-        <w:rPr>
-          <w:sz w:val="20"/>
-          <w:szCs w:val="20"/>
-        </w:rPr>
-        <w:t xml:space="preserve">D)  x = 2</w:t>
-      </w:r>
-    </w:p>
-    <w:p>
-      <w:pPr>
-        <w:spacing w:after="20"/>
-      </w:pPr>
-      <w:r>
-        <w:t xml:space="preserve"/>
-      </w:r>
-    </w:p>
-    <w:tbl>
-      <w:tblPr>
-        <w:tblW w:type="pct" w:w="100%"/>
-        <w:tblBorders>
-          <w:top w:val="single" w:color="C7D2DD" w:sz="6"/>
-          <w:left w:val="single" w:color="C7D2DD" w:sz="6"/>
-          <w:bottom w:val="single" w:color="C7D2DD" w:sz="6"/>
-          <w:right w:val="single" w:color="C7D2DD" w:sz="6"/>
-          <w:insideH w:val="single" w:color="auto" w:sz="4"/>
-          <w:insideV w:val="single" w:color="auto" w:sz="4"/>
-        </w:tblBorders>
-      </w:tblPr>
-      <w:tblGrid>
-        <w:gridCol w:w="100"/>
-      </w:tblGrid>
-      <w:tr>
-        <w:tc>
-          <w:tcPr>
-            <w:shd w:fill="FBF3E2" w:color="auto" w:val="clear"/>
-            <w:tcMar>
-              <w:top w:type="dxa" w:w="60"/>
-              <w:left w:type="dxa" w:w="120"/>
-              <w:bottom w:type="dxa" w:w="60"/>
-              <w:right w:type="dxa" w:w="120"/>
-            </w:tcMar>
-          </w:tcPr>
-          <w:p>
-            <w:pPr>
-              <w:spacing w:after="0" w:line="320"/>
-            </w:pPr>
-            <w:r>
-              <w:t xml:space="preserve"/>
-            </w:r>
-          </w:p>
-          <w:p>
-            <w:pPr>
-              <w:spacing w:after="0" w:line="320"/>
-            </w:pPr>
-            <w:r>
-              <w:t xml:space="preserve"/>
-            </w:r>
-          </w:p>
-        </w:tc>
-      </w:tr>
-    </w:tbl>
-    <w:p>
-      <w:pPr>
         <w:pStyle w:val="Heading1"/>
         <w:pageBreakBefore/>
         <w:pBdr>
@@ -3441,23 +3363,17 @@
     </w:p>
     <w:p>
       <w:pPr>
-        <w:spacing w:after="80"/>
-      </w:pPr>
-      <w:r>
-        <w:rPr>
-          <w:b/>
-          <w:bCs/>
-          <w:sz w:val="21"/>
-          <w:szCs w:val="21"/>
-        </w:rPr>
-        <w:t xml:space="preserve">1.  </w:t>
-      </w:r>
-      <w:r>
-        <w:rPr>
-          <w:sz w:val="21"/>
-          <w:szCs w:val="21"/>
-        </w:rPr>
-        <w:t xml:space="preserve">A)  n / 6 = 7</w:t>
+        <w:spacing w:after="100"/>
+      </w:pPr>
+      <w:r>
+        <w:rPr>
+          <w:b/>
+          <w:bCs/>
+          <w:color w:val="B97A12"/>
+          <w:sz w:val="20"/>
+          <w:szCs w:val="20"/>
+        </w:rPr>
+        <w:t xml:space="preserve">Watch for this mistake:  </w:t>
       </w:r>
       <w:r>
         <w:rPr>
@@ -3467,7 +3383,23 @@
           <w:sz w:val="19"/>
           <w:szCs w:val="19"/>
         </w:rPr>
-        <w:t xml:space="preserve">  — Divided by 6 is n / 6. Equals 7 means = 7. So n / 6 = 7.</w:t>
+        <w:t xml:space="preserve">A common mistake in Equations and Inequalities Problem Solving is matching the wrong model to a key phrase. For 'the getaway car held no more than 6 bags,' students often write the equation b = 6 instead of the inequality b ≤ 6, because they see one number and assume it must be exact. The same mistake happens in reverse: for 'the reward split equally among 5 people gave each $40,' students sometimes write the inequality 5p ≥ 40 instead of the equation 5p = 40, because 'split equally' sounds like it could mean a range. Before you submit, ask: does this phrase give one exact value (equation, =) or a limit/range (inequality, &lt;, &gt;, ≤, ≥)?</w:t>
+      </w:r>
+    </w:p>
+    <w:p>
+      <w:pPr>
+        <w:pStyle w:val="Heading2"/>
+        <w:spacing w:after="80" w:before="180"/>
+      </w:pPr>
+      <w:r>
+        <w:rPr>
+          <w:b/>
+          <w:bCs/>
+          <w:color w:val="12355B"/>
+          <w:sz w:val="24"/>
+          <w:szCs w:val="24"/>
+        </w:rPr>
+        <w:t xml:space="preserve">Level 1 Support</w:t>
       </w:r>
     </w:p>
     <w:p>
@@ -3481,14 +3413,14 @@
           <w:sz w:val="21"/>
           <w:szCs w:val="21"/>
         </w:rPr>
-        <w:t xml:space="preserve">2.  </w:t>
-      </w:r>
-      <w:r>
-        <w:rPr>
-          <w:sz w:val="21"/>
-          <w:szCs w:val="21"/>
-        </w:rPr>
-        <w:t xml:space="preserve">A)  31 + p ≤ 48</w:t>
+        <w:t xml:space="preserve">1.  </w:t>
+      </w:r>
+      <w:r>
+        <w:rPr>
+          <w:sz w:val="21"/>
+          <w:szCs w:val="21"/>
+        </w:rPr>
+        <w:t xml:space="preserve">A)  n / 6 = 7</w:t>
       </w:r>
       <w:r>
         <w:rPr>
@@ -3498,7 +3430,7 @@
           <w:sz w:val="19"/>
           <w:szCs w:val="19"/>
         </w:rPr>
-        <w:t xml:space="preserve">  — 'At most 48' means the total must be ≤ 48. So 31 + p ≤ 48. Solve: p ≤ 17.</w:t>
+        <w:t xml:space="preserve">  — Divided by 6 is n / 6. Equals 7 means = 7. So n / 6 = 7.</w:t>
       </w:r>
     </w:p>
     <w:p>
@@ -3512,14 +3444,14 @@
           <w:sz w:val="21"/>
           <w:szCs w:val="21"/>
         </w:rPr>
-        <w:t xml:space="preserve">3.  </w:t>
-      </w:r>
-      <w:r>
-        <w:rPr>
-          <w:sz w:val="21"/>
-          <w:szCs w:val="21"/>
-        </w:rPr>
-        <w:t xml:space="preserve">A)  Yes — 13 notebooks per box is reasonable</w:t>
+        <w:t xml:space="preserve">2.  </w:t>
+      </w:r>
+      <w:r>
+        <w:rPr>
+          <w:sz w:val="21"/>
+          <w:szCs w:val="21"/>
+        </w:rPr>
+        <w:t xml:space="preserve">A)  31 + p ≤ 48</w:t>
       </w:r>
       <w:r>
         <w:rPr>
@@ -3529,7 +3461,23 @@
           <w:sz w:val="19"/>
           <w:szCs w:val="19"/>
         </w:rPr>
-        <w:t xml:space="preserve">  — 4 × 13 = 52 ✓. 13 notebooks per box is a reasonable whole number answer.</w:t>
+        <w:t xml:space="preserve">  — 'At most 48' means the total must be ≤ 48. So 31 + p ≤ 48. Solve: p ≤ 17.</w:t>
+      </w:r>
+    </w:p>
+    <w:p>
+      <w:pPr>
+        <w:pStyle w:val="Heading2"/>
+        <w:spacing w:after="80" w:before="180"/>
+      </w:pPr>
+      <w:r>
+        <w:rPr>
+          <w:b/>
+          <w:bCs/>
+          <w:color w:val="12355B"/>
+          <w:sz w:val="24"/>
+          <w:szCs w:val="24"/>
+        </w:rPr>
+        <w:t xml:space="preserve">On Level</w:t>
       </w:r>
     </w:p>
     <w:p>
@@ -3543,14 +3491,14 @@
           <w:sz w:val="21"/>
           <w:szCs w:val="21"/>
         </w:rPr>
-        <w:t xml:space="preserve">4.  </w:t>
-      </w:r>
-      <w:r>
-        <w:rPr>
-          <w:sz w:val="21"/>
-          <w:szCs w:val="21"/>
-        </w:rPr>
-        <w:t xml:space="preserve">A)  x = 8</w:t>
+        <w:t xml:space="preserve">3.  </w:t>
+      </w:r>
+      <w:r>
+        <w:rPr>
+          <w:sz w:val="21"/>
+          <w:szCs w:val="21"/>
+        </w:rPr>
+        <w:t xml:space="preserve">A)  Yes — 13 notebooks per box is reasonable</w:t>
       </w:r>
       <w:r>
         <w:rPr>
@@ -3560,7 +3508,7 @@
           <w:sz w:val="19"/>
           <w:szCs w:val="19"/>
         </w:rPr>
-        <w:t xml:space="preserve">  — Subtract 6 from both sides: x = 14 − 6 = 8. Check: 8 + 6 = 14 ✓</w:t>
+        <w:t xml:space="preserve">  — 4 × 13 = 52 ✓. 13 notebooks per box is a reasonable whole number answer.</w:t>
       </w:r>
     </w:p>
     <w:p>

--- a/lessons/7-7/downloads/7-7-notes-teacher.docx
+++ b/lessons/7-7/downloads/7-7-notes-teacher.docx
@@ -1423,7 +1423,22 @@
           <w:sz w:val="30"/>
           <w:szCs w:val="30"/>
         </w:rPr>
-        <w:t xml:space="preserve">Worked Example</w:t>
+        <w:t xml:space="preserve">Write About the Math</w:t>
+      </w:r>
+    </w:p>
+    <w:p>
+      <w:pPr>
+        <w:spacing w:after="100"/>
+      </w:pPr>
+      <w:r>
+        <w:rPr>
+          <w:i/>
+          <w:iCs/>
+          <w:color w:val="5F6F80"/>
+          <w:sz w:val="19"/>
+          <w:szCs w:val="19"/>
+        </w:rPr>
+        <w:t xml:space="preserve">Use the support level you need. Every level answers the same math question.</w:t>
       </w:r>
     </w:p>
     <w:p>
@@ -1439,17 +1454,17 @@
           <w:sz w:val="24"/>
           <w:szCs w:val="24"/>
         </w:rPr>
-        <w:t xml:space="preserve">Watch &amp; Read</w:t>
+        <w:t xml:space="preserve">1. Understand the Question</w:t>
       </w:r>
       <w:r>
         <w:rPr>
           <w:i/>
           <w:iCs/>
-          <w:color w:val="1FA6A2"/>
+          <w:color w:val="B97A12"/>
           <w:sz w:val="19"/>
           <w:szCs w:val="19"/>
         </w:rPr>
-        <w:t xml:space="preserve">   I Do — follow along with your teacher</w:t>
+        <w:t xml:space="preserve">   explain</w:t>
       </w:r>
     </w:p>
     <w:tbl>
@@ -1484,25 +1499,44 @@
             </w:pPr>
             <w:r>
               <w:rPr>
+                <w:color w:val="1A2733"/>
+                <w:sz w:val="21"/>
+                <w:szCs w:val="21"/>
+              </w:rPr>
+              <w:t xml:space="preserve">What was your plan to solve this problem, and how did you check that your answer was reasonable?</w:t>
+            </w:r>
+          </w:p>
+          <w:p>
+            <w:pPr>
+              <w:spacing w:after="0"/>
+            </w:pPr>
+            <w:r>
+              <w:rPr>
                 <w:b/>
                 <w:bCs/>
                 <w:color w:val="12355B"/>
-                <w:sz w:val="22"/>
-                <w:szCs w:val="22"/>
-              </w:rPr>
-              <w:t xml:space="preserve">Case File: The Final Puzzle</w:t>
-            </w:r>
-          </w:p>
-          <w:p>
-            <w:pPr>
-              <w:spacing w:after="0"/>
-            </w:pPr>
-            <w:r>
-              <w:rPr>
-                <w:sz w:val="21"/>
-                <w:szCs w:val="21"/>
-              </w:rPr>
-              <w:t xml:space="preserve">Detective Santos is closing a complex case. She has collected equations and inequalities from different parts of the investigation. One clue says: 'The total value of stolen items divided equally among 4 accomplices gave each person $85.' Another says: 'The lookout earned less than $50.' She must model both clues mathematically and check if the answers are reasonable. Can you help?</w:t>
+                <w:sz w:val="20"/>
+                <w:szCs w:val="20"/>
+              </w:rPr>
+              <w:t xml:space="preserve">Your job:  </w:t>
+            </w:r>
+            <w:r>
+              <w:rPr>
+                <w:sz w:val="20"/>
+                <w:szCs w:val="20"/>
+              </w:rPr>
+              <w:t xml:space="preserve">Answer the question. Use math evidence. Explain how the evidence proves your answer.</w:t>
+            </w:r>
+            <w:r>
+              <w:rPr>
+                <w:i/>
+                <w:iCs/>
+                <w:color w:val="5F6F80"/>
+                <w:sz w:val="18"/>
+                <w:szCs w:val="18"/>
+              </w:rPr>
+              <w:br/>
+              <w:t xml:space="preserve">Responde la pregunta. Usa evidencia matemática. Explica cómo la evidencia demuestra tu respuesta.</w:t>
             </w:r>
           </w:p>
         </w:tc>
@@ -1510,94 +1544,6 @@
     </w:tbl>
     <w:p>
       <w:pPr>
-        <w:spacing w:after="80"/>
-      </w:pPr>
-      <w:r>
-        <w:t xml:space="preserve"/>
-      </w:r>
-    </w:p>
-    <w:p>
-      <w:pPr>
-        <w:spacing w:after="50" w:before="60"/>
-      </w:pPr>
-      <w:r>
-        <w:rPr>
-          <w:b/>
-          <w:bCs/>
-          <w:color w:val="12355B"/>
-          <w:sz w:val="21"/>
-          <w:szCs w:val="21"/>
-        </w:rPr>
-        <w:t xml:space="preserve">Think about:</w:t>
-      </w:r>
-    </w:p>
-    <w:p>
-      <w:pPr>
-        <w:spacing w:after="40"/>
-        <w:ind w:left="300"/>
-      </w:pPr>
-      <w:r>
-        <w:rPr>
-          <w:sz w:val="20"/>
-          <w:szCs w:val="20"/>
-        </w:rPr>
-        <w:t xml:space="preserve">•  Which clue leads to an equation and which leads to an inequality?</w:t>
-      </w:r>
-    </w:p>
-    <w:p>
-      <w:pPr>
-        <w:spacing w:after="40"/>
-        <w:ind w:left="300"/>
-      </w:pPr>
-      <w:r>
-        <w:rPr>
-          <w:sz w:val="20"/>
-          <w:szCs w:val="20"/>
-        </w:rPr>
-        <w:t xml:space="preserve">•  What operation does 'divided equally among 4' suggest?</w:t>
-      </w:r>
-    </w:p>
-    <w:p>
-      <w:pPr>
-        <w:spacing w:after="40"/>
-        <w:ind w:left="300"/>
-      </w:pPr>
-      <w:r>
-        <w:rPr>
-          <w:sz w:val="20"/>
-          <w:szCs w:val="20"/>
-        </w:rPr>
-        <w:t xml:space="preserve">•  What does 'less than $50' tell you about the inequality symbol?</w:t>
-      </w:r>
-    </w:p>
-    <w:p>
-      <w:pPr>
-        <w:spacing w:after="40"/>
-        <w:ind w:left="300"/>
-      </w:pPr>
-      <w:r>
-        <w:rPr>
-          <w:sz w:val="20"/>
-          <w:szCs w:val="20"/>
-        </w:rPr>
-        <w:t xml:space="preserve">•  How do you decide when to use an equation versus an inequality?</w:t>
-      </w:r>
-    </w:p>
-    <w:p>
-      <w:pPr>
-        <w:spacing w:after="40"/>
-        <w:ind w:left="300"/>
-      </w:pPr>
-      <w:r>
-        <w:rPr>
-          <w:sz w:val="20"/>
-          <w:szCs w:val="20"/>
-        </w:rPr>
-        <w:t xml:space="preserve">•  What would happen if the lookout earned exactly $50 — would the clue still work?</w:t>
-      </w:r>
-    </w:p>
-    <w:p>
-      <w:pPr>
         <w:pStyle w:val="Heading2"/>
         <w:spacing w:after="80" w:before="180"/>
       </w:pPr>
@@ -1609,7 +1555,7 @@
           <w:sz w:val="24"/>
           <w:szCs w:val="24"/>
         </w:rPr>
-        <w:t xml:space="preserve">Solved Example</w:t>
+        <w:t xml:space="preserve">2. Plan Your Math Words</w:t>
       </w:r>
       <w:r>
         <w:rPr>
@@ -1619,172 +1565,299 @@
           <w:sz w:val="19"/>
           <w:szCs w:val="19"/>
         </w:rPr>
-        <w:t xml:space="preserve">   I Do — watch each step</w:t>
-      </w:r>
-    </w:p>
-    <w:p>
-      <w:pPr>
-        <w:keepNext/>
-        <w:spacing w:after="40"/>
-      </w:pPr>
-      <w:r>
-        <w:rPr>
-          <w:b/>
-          <w:bCs/>
-          <w:color w:val="12355B"/>
-          <w:sz w:val="21"/>
-          <w:szCs w:val="21"/>
-        </w:rPr>
-        <w:t xml:space="preserve">Problem:  </w:t>
-      </w:r>
-      <w:r>
-        <w:rPr>
-          <w:sz w:val="21"/>
-          <w:szCs w:val="21"/>
-        </w:rPr>
-        <w:t xml:space="preserve">A museum has some paintings. After adding 12, they have 45. Which equation models this?</w:t>
-      </w:r>
-    </w:p>
-    <w:p>
-      <w:pPr>
-        <w:spacing w:after="30"/>
-        <w:ind w:left="420"/>
-      </w:pPr>
-      <w:r>
-        <w:rPr>
+        <w:t xml:space="preserve">   check at least two</w:t>
+      </w:r>
+    </w:p>
+    <w:p>
+      <w:pPr>
+        <w:spacing w:after="60"/>
+      </w:pPr>
+      <w:r>
+        <w:rPr>
+          <w:b/>
+          <w:bCs/>
+          <w:color w:val="1FA6A2"/>
+          <w:sz w:val="22"/>
+          <w:szCs w:val="22"/>
+        </w:rPr>
+        <w:t xml:space="preserve">☐  </w:t>
+      </w:r>
+      <w:r>
+        <w:rPr>
+          <w:b/>
+          <w:bCs/>
+          <w:color w:val="12355B"/>
           <w:sz w:val="20"/>
           <w:szCs w:val="20"/>
         </w:rPr>
-        <w:t xml:space="preserve">A)  p + 12 = 45</w:t>
-      </w:r>
-    </w:p>
-    <w:p>
-      <w:pPr>
-        <w:spacing w:after="30"/>
-        <w:ind w:left="420"/>
-      </w:pPr>
+        <w:t xml:space="preserve">Model — </w:t>
+      </w:r>
       <w:r>
         <w:rPr>
           <w:sz w:val="20"/>
           <w:szCs w:val="20"/>
         </w:rPr>
-        <w:t xml:space="preserve">B)  p − 12 = 45</w:t>
-      </w:r>
-    </w:p>
-    <w:p>
-      <w:pPr>
-        <w:spacing w:after="30"/>
-        <w:ind w:left="420"/>
-      </w:pPr>
-      <w:r>
-        <w:rPr>
+        <w:t xml:space="preserve">To show a real-life situation with an equation or inequality.</w:t>
+      </w:r>
+      <w:r>
+        <w:rPr>
+          <w:i/>
+          <w:iCs/>
+          <w:color w:val="5F6F80"/>
+          <w:sz w:val="18"/>
+          <w:szCs w:val="18"/>
+        </w:rPr>
+        <w:br/>
+        <w:t xml:space="preserve">Modelar — Mostrar una situación real con una ecuación o desigualdad.</w:t>
+      </w:r>
+    </w:p>
+    <w:p>
+      <w:pPr>
+        <w:spacing w:after="60"/>
+      </w:pPr>
+      <w:r>
+        <w:rPr>
+          <w:b/>
+          <w:bCs/>
+          <w:color w:val="1FA6A2"/>
+          <w:sz w:val="22"/>
+          <w:szCs w:val="22"/>
+        </w:rPr>
+        <w:t xml:space="preserve">☐  </w:t>
+      </w:r>
+      <w:r>
+        <w:rPr>
+          <w:b/>
+          <w:bCs/>
+          <w:color w:val="12355B"/>
           <w:sz w:val="20"/>
           <w:szCs w:val="20"/>
         </w:rPr>
-        <w:t xml:space="preserve">C)  12p = 45</w:t>
-      </w:r>
-    </w:p>
-    <w:p>
-      <w:pPr>
-        <w:spacing w:after="30"/>
-        <w:ind w:left="420"/>
-      </w:pPr>
+        <w:t xml:space="preserve">Equation — </w:t>
+      </w:r>
       <w:r>
         <w:rPr>
           <w:sz w:val="20"/>
           <w:szCs w:val="20"/>
         </w:rPr>
-        <w:t xml:space="preserve">D)  p / 12 = 45</w:t>
-      </w:r>
-    </w:p>
-    <w:p>
-      <w:pPr>
-        <w:spacing w:after="20" w:before="50"/>
+        <w:t xml:space="preserve">A math sentence with an equal sign showing both sides are the same.</w:t>
+      </w:r>
+      <w:r>
+        <w:rPr>
+          <w:i/>
+          <w:iCs/>
+          <w:color w:val="5F6F80"/>
+          <w:sz w:val="18"/>
+          <w:szCs w:val="18"/>
+        </w:rPr>
+        <w:br/>
+        <w:t xml:space="preserve">Ecuación — Una oración matemática con un signo igual que muestra que ambos lados son iguales.</w:t>
+      </w:r>
+    </w:p>
+    <w:p>
+      <w:pPr>
+        <w:spacing w:after="60"/>
       </w:pPr>
       <w:r>
         <w:rPr>
           <w:b/>
           <w:bCs/>
           <w:color w:val="1FA6A2"/>
-          <w:sz w:val="21"/>
-          <w:szCs w:val="21"/>
-        </w:rPr>
-        <w:t xml:space="preserve">Step 1:  </w:t>
-      </w:r>
-      <w:r>
-        <w:rPr>
-          <w:sz w:val="21"/>
-          <w:szCs w:val="21"/>
-        </w:rPr>
-        <w:t xml:space="preserve">'Adding 12' to the original number gives 45: p + 12 = 45.</w:t>
-      </w:r>
-    </w:p>
-    <w:p>
-      <w:pPr>
-        <w:spacing w:after="20" w:before="50"/>
+          <w:sz w:val="22"/>
+          <w:szCs w:val="22"/>
+        </w:rPr>
+        <w:t xml:space="preserve">☐  </w:t>
+      </w:r>
+      <w:r>
+        <w:rPr>
+          <w:b/>
+          <w:bCs/>
+          <w:color w:val="12355B"/>
+          <w:sz w:val="20"/>
+          <w:szCs w:val="20"/>
+        </w:rPr>
+        <w:t xml:space="preserve">Inequality — </w:t>
+      </w:r>
+      <w:r>
+        <w:rPr>
+          <w:sz w:val="20"/>
+          <w:szCs w:val="20"/>
+        </w:rPr>
+        <w:t xml:space="preserve">A math sentence that compares two sides with &lt;, &gt;, ≤, or ≥.</w:t>
+      </w:r>
+      <w:r>
+        <w:rPr>
+          <w:i/>
+          <w:iCs/>
+          <w:color w:val="5F6F80"/>
+          <w:sz w:val="18"/>
+          <w:szCs w:val="18"/>
+        </w:rPr>
+        <w:br/>
+        <w:t xml:space="preserve">Desigualdad — Una oración matemática que compara dos lados con &lt;, &gt;, ≤ o ≥.</w:t>
+      </w:r>
+    </w:p>
+    <w:p>
+      <w:pPr>
+        <w:spacing w:after="60"/>
       </w:pPr>
       <w:r>
         <w:rPr>
           <w:b/>
           <w:bCs/>
           <w:color w:val="1FA6A2"/>
-          <w:sz w:val="21"/>
-          <w:szCs w:val="21"/>
-        </w:rPr>
-        <w:t xml:space="preserve">Step 2:  </w:t>
-      </w:r>
-      <w:r>
-        <w:rPr>
-          <w:sz w:val="21"/>
-          <w:szCs w:val="21"/>
-        </w:rPr>
-        <w:t xml:space="preserve">Solve: p = 33.</w:t>
-      </w:r>
-    </w:p>
-    <w:p>
-      <w:pPr>
-        <w:spacing w:after="40" w:before="60"/>
-      </w:pPr>
-      <w:r>
-        <w:rPr>
-          <w:b/>
-          <w:bCs/>
-          <w:color w:val="12355B"/>
-          <w:sz w:val="21"/>
-          <w:szCs w:val="21"/>
-        </w:rPr>
-        <w:t xml:space="preserve">Answer:  </w:t>
-      </w:r>
-      <w:r>
-        <w:rPr>
-          <w:b/>
-          <w:bCs/>
-          <w:sz w:val="21"/>
-          <w:szCs w:val="21"/>
-        </w:rPr>
-        <w:t xml:space="preserve">A. p + 12 = 45</w:t>
-      </w:r>
-    </w:p>
-    <w:p>
-      <w:pPr>
-        <w:pStyle w:val="Heading1"/>
-        <w:pageBreakBefore/>
-        <w:pBdr>
-          <w:bottom w:val="single" w:color="1FA6A2" w:sz="14" w:space="6"/>
-        </w:pBdr>
-        <w:spacing w:after="140" w:before="0"/>
-      </w:pPr>
-      <w:r>
-        <w:rPr>
-          <w:b/>
-          <w:bCs/>
-          <w:color w:val="12355B"/>
-          <w:sz w:val="30"/>
-          <w:szCs w:val="30"/>
-        </w:rPr>
-        <w:t xml:space="preserve">Guided Practice</w:t>
-      </w:r>
-    </w:p>
+          <w:sz w:val="22"/>
+          <w:szCs w:val="22"/>
+        </w:rPr>
+        <w:t xml:space="preserve">☐  </w:t>
+      </w:r>
+      <w:r>
+        <w:rPr>
+          <w:b/>
+          <w:bCs/>
+          <w:color w:val="12355B"/>
+          <w:sz w:val="20"/>
+          <w:szCs w:val="20"/>
+        </w:rPr>
+        <w:t xml:space="preserve">Reasonableness — </w:t>
+      </w:r>
+      <w:r>
+        <w:rPr>
+          <w:sz w:val="20"/>
+          <w:szCs w:val="20"/>
+        </w:rPr>
+        <w:t xml:space="preserve">Checking if your answer makes sense.</w:t>
+      </w:r>
+      <w:r>
+        <w:rPr>
+          <w:i/>
+          <w:iCs/>
+          <w:color w:val="5F6F80"/>
+          <w:sz w:val="18"/>
+          <w:szCs w:val="18"/>
+        </w:rPr>
+        <w:br/>
+        <w:t xml:space="preserve">Razonabilidad — Revisar si tu respuesta tiene sentido.</w:t>
+      </w:r>
+    </w:p>
+    <w:p>
+      <w:pPr>
+        <w:spacing w:after="60"/>
+      </w:pPr>
+      <w:r>
+        <w:rPr>
+          <w:b/>
+          <w:bCs/>
+          <w:color w:val="1FA6A2"/>
+          <w:sz w:val="22"/>
+          <w:szCs w:val="22"/>
+        </w:rPr>
+        <w:t xml:space="preserve">☐  </w:t>
+      </w:r>
+      <w:r>
+        <w:rPr>
+          <w:b/>
+          <w:bCs/>
+          <w:color w:val="12355B"/>
+          <w:sz w:val="20"/>
+          <w:szCs w:val="20"/>
+        </w:rPr>
+        <w:t xml:space="preserve">Variable — </w:t>
+      </w:r>
+      <w:r>
+        <w:rPr>
+          <w:sz w:val="20"/>
+          <w:szCs w:val="20"/>
+        </w:rPr>
+        <w:t xml:space="preserve">A letter that stands for the unknown amount in a word problem.</w:t>
+      </w:r>
+      <w:r>
+        <w:rPr>
+          <w:i/>
+          <w:iCs/>
+          <w:color w:val="5F6F80"/>
+          <w:sz w:val="18"/>
+          <w:szCs w:val="18"/>
+        </w:rPr>
+        <w:br/>
+        <w:t xml:space="preserve">Variable — Una letra que representa la cantidad desconocida en un problema verbal.</w:t>
+      </w:r>
+    </w:p>
+    <w:tbl>
+      <w:tblPr>
+        <w:tblW w:type="pct" w:w="100%"/>
+        <w:tblBorders>
+          <w:top w:val="single" w:color="1FA6A2" w:sz="8"/>
+          <w:left w:val="single" w:color="1FA6A2" w:sz="8"/>
+          <w:bottom w:val="single" w:color="1FA6A2" w:sz="8"/>
+          <w:right w:val="single" w:color="1FA6A2" w:sz="8"/>
+          <w:insideH w:val="single" w:color="auto" w:sz="4"/>
+          <w:insideV w:val="single" w:color="auto" w:sz="4"/>
+        </w:tblBorders>
+      </w:tblPr>
+      <w:tblGrid>
+        <w:gridCol w:w="100"/>
+      </w:tblGrid>
+      <w:tr>
+        <w:tc>
+          <w:tcPr>
+            <w:shd w:fill="F7FFFD" w:color="auto" w:val="clear"/>
+            <w:tcMar>
+              <w:top w:type="dxa" w:w="120"/>
+              <w:left w:type="dxa" w:w="180"/>
+              <w:bottom w:type="dxa" w:w="120"/>
+              <w:right w:type="dxa" w:w="180"/>
+            </w:tcMar>
+          </w:tcPr>
+          <w:p>
+            <w:pPr>
+              <w:spacing w:after="50"/>
+            </w:pPr>
+            <w:r>
+              <w:rPr>
+                <w:b/>
+                <w:bCs/>
+                <w:color w:val="1FA6A2"/>
+                <w:sz w:val="20"/>
+                <w:szCs w:val="20"/>
+              </w:rPr>
+              <w:t xml:space="preserve">Say it first:  </w:t>
+            </w:r>
+            <w:r>
+              <w:rPr>
+                <w:sz w:val="20"/>
+                <w:szCs w:val="20"/>
+              </w:rPr>
+              <w:t xml:space="preserve">Say your idea to a partner or quietly to yourself before you write.</w:t>
+            </w:r>
+          </w:p>
+          <w:p>
+            <w:pPr>
+              <w:spacing w:after="60"/>
+            </w:pPr>
+            <w:r>
+              <w:rPr>
+                <w:color w:val="1A2733"/>
+                <w:sz w:val="21"/>
+                <w:szCs w:val="21"/>
+              </w:rPr>
+              <w:t xml:space="preserve">My plan was to ___, and I knew to ___ because ___.</w:t>
+            </w:r>
+            <w:r>
+              <w:rPr>
+                <w:i/>
+                <w:iCs/>
+                <w:color w:val="5F6F80"/>
+                <w:sz w:val="19"/>
+                <w:szCs w:val="19"/>
+              </w:rPr>
+              <w:br/>
+              <w:t xml:space="preserve">Mi plan fue ___, y supe ___ porque ___.</w:t>
+            </w:r>
+          </w:p>
+        </w:tc>
+      </w:tr>
+    </w:tbl>
     <w:p>
       <w:pPr>
         <w:pStyle w:val="Heading2"/>
@@ -1798,181 +1871,17 @@
           <w:sz w:val="24"/>
           <w:szCs w:val="24"/>
         </w:rPr>
-        <w:t xml:space="preserve">Solve Together</w:t>
+        <w:t xml:space="preserve">3. Build Your Explanation</w:t>
       </w:r>
       <w:r>
         <w:rPr>
           <w:i/>
           <w:iCs/>
-          <w:color w:val="6B4FA0"/>
+          <w:color w:val="B97A12"/>
           <w:sz w:val="19"/>
           <w:szCs w:val="19"/>
         </w:rPr>
-        <w:t xml:space="preserve">   We Do — work with your class</w:t>
-      </w:r>
-    </w:p>
-    <w:p>
-      <w:pPr>
-        <w:keepNext/>
-        <w:spacing w:after="40" w:before="40"/>
-      </w:pPr>
-      <w:r>
-        <w:rPr>
-          <w:b/>
-          <w:bCs/>
-          <w:color w:val="12355B"/>
-          <w:sz w:val="21"/>
-          <w:szCs w:val="21"/>
-        </w:rPr>
-        <w:t xml:space="preserve">Problem:  </w:t>
-      </w:r>
-      <w:r>
-        <w:rPr>
-          <w:sz w:val="21"/>
-          <w:szCs w:val="21"/>
-        </w:rPr>
-        <w:t xml:space="preserve">A detective needs more than 8 hours to finish the investigation. She has already worked 3 hours. Which inequality represents the additional hours h she needs?</w:t>
-      </w:r>
-    </w:p>
-    <w:p>
-      <w:pPr>
-        <w:spacing w:after="30"/>
-        <w:ind w:left="420"/>
-      </w:pPr>
-      <w:r>
-        <w:rPr>
-          <w:sz w:val="20"/>
-          <w:szCs w:val="20"/>
-        </w:rPr>
-        <w:t xml:space="preserve">A)  3 + h &gt; 8</w:t>
-      </w:r>
-    </w:p>
-    <w:p>
-      <w:pPr>
-        <w:spacing w:after="30"/>
-        <w:ind w:left="420"/>
-      </w:pPr>
-      <w:r>
-        <w:rPr>
-          <w:sz w:val="20"/>
-          <w:szCs w:val="20"/>
-        </w:rPr>
-        <w:t xml:space="preserve">B)  3 + h = 8</w:t>
-      </w:r>
-    </w:p>
-    <w:p>
-      <w:pPr>
-        <w:spacing w:after="30"/>
-        <w:ind w:left="420"/>
-      </w:pPr>
-      <w:r>
-        <w:rPr>
-          <w:sz w:val="20"/>
-          <w:szCs w:val="20"/>
-        </w:rPr>
-        <w:t xml:space="preserve">C)  h &gt; 3</w:t>
-      </w:r>
-    </w:p>
-    <w:p>
-      <w:pPr>
-        <w:spacing w:after="30"/>
-        <w:ind w:left="420"/>
-      </w:pPr>
-      <w:r>
-        <w:rPr>
-          <w:sz w:val="20"/>
-          <w:szCs w:val="20"/>
-        </w:rPr>
-        <w:t xml:space="preserve">D)  8 + h &gt; 3</w:t>
-      </w:r>
-    </w:p>
-    <w:p>
-      <w:pPr>
-        <w:keepNext/>
-        <w:spacing w:after="0" w:before="50"/>
-      </w:pPr>
-      <w:r>
-        <w:rPr>
-          <w:b/>
-          <w:bCs/>
-          <w:color w:val="6B4FA0"/>
-          <w:sz w:val="21"/>
-          <w:szCs w:val="21"/>
-        </w:rPr>
-        <w:t xml:space="preserve">Step 1:</w:t>
-      </w:r>
-    </w:p>
-    <w:p>
-      <w:pPr>
-        <w:pBdr>
-          <w:bottom w:val="single" w:color="AFBECC" w:sz="6"/>
-        </w:pBdr>
-        <w:spacing w:after="30" w:before="150"/>
-      </w:pPr>
-      <w:r>
-        <w:t xml:space="preserve"/>
-      </w:r>
-    </w:p>
-    <w:p>
-      <w:pPr>
-        <w:keepNext/>
-        <w:spacing w:after="0" w:before="50"/>
-      </w:pPr>
-      <w:r>
-        <w:rPr>
-          <w:b/>
-          <w:bCs/>
-          <w:color w:val="6B4FA0"/>
-          <w:sz w:val="21"/>
-          <w:szCs w:val="21"/>
-        </w:rPr>
-        <w:t xml:space="preserve">Step 2:</w:t>
-      </w:r>
-    </w:p>
-    <w:p>
-      <w:pPr>
-        <w:pBdr>
-          <w:bottom w:val="single" w:color="AFBECC" w:sz="6"/>
-        </w:pBdr>
-        <w:spacing w:after="30" w:before="150"/>
-      </w:pPr>
-      <w:r>
-        <w:t xml:space="preserve"/>
-      </w:r>
-    </w:p>
-    <w:p>
-      <w:pPr>
-        <w:keepNext/>
-        <w:spacing w:after="0" w:before="60"/>
-      </w:pPr>
-      <w:r>
-        <w:rPr>
-          <w:b/>
-          <w:bCs/>
-          <w:color w:val="12355B"/>
-          <w:sz w:val="21"/>
-          <w:szCs w:val="21"/>
-        </w:rPr>
-        <w:t xml:space="preserve">Answer:</w:t>
-      </w:r>
-    </w:p>
-    <w:p>
-      <w:pPr>
-        <w:pBdr>
-          <w:bottom w:val="single" w:color="AFBECC" w:sz="6"/>
-        </w:pBdr>
-        <w:spacing w:after="30" w:before="150"/>
-      </w:pPr>
-      <w:r>
-        <w:t xml:space="preserve"/>
-      </w:r>
-    </w:p>
-    <w:p>
-      <w:pPr>
-        <w:spacing w:after="80"/>
-      </w:pPr>
-      <w:r>
-        <w:t xml:space="preserve"/>
+        <w:t xml:space="preserve">   choose your support</w:t>
       </w:r>
     </w:p>
     <w:tbl>
@@ -2003,6 +1912,1393 @@
           </w:tcPr>
           <w:p>
             <w:pPr>
+              <w:spacing w:after="50"/>
+            </w:pPr>
+            <w:r>
+              <w:rPr>
+                <w:i/>
+                <w:iCs/>
+                <w:color w:val="5F6F80"/>
+                <w:sz w:val="19"/>
+                <w:szCs w:val="19"/>
+              </w:rPr>
+              <w:t xml:space="preserve">This model shows the parts of an explanation. It does not answer your writing question.</w:t>
+            </w:r>
+          </w:p>
+          <w:p>
+            <w:pPr>
+              <w:spacing w:after="80"/>
+            </w:pPr>
+            <w:r>
+              <w:rPr>
+                <w:b/>
+                <w:bCs/>
+                <w:color w:val="12355B"/>
+                <w:sz w:val="19"/>
+                <w:szCs w:val="19"/>
+              </w:rPr>
+              <w:t xml:space="preserve">Claim:  </w:t>
+            </w:r>
+            <w:r>
+              <w:rPr>
+                <w:sz w:val="19"/>
+                <w:szCs w:val="19"/>
+              </w:rPr>
+              <w:t xml:space="preserve">An exact total points to an equation; a limit or range points to an inequality.</w:t>
+            </w:r>
+          </w:p>
+          <w:p>
+            <w:pPr>
+              <w:spacing w:after="80"/>
+            </w:pPr>
+            <w:r>
+              <w:rPr>
+                <w:b/>
+                <w:bCs/>
+                <w:color w:val="12355B"/>
+                <w:sz w:val="19"/>
+                <w:szCs w:val="19"/>
+              </w:rPr>
+              <w:t xml:space="preserve">Evidence:  </w:t>
+            </w:r>
+            <w:r>
+              <w:rPr>
+                <w:sz w:val="19"/>
+                <w:szCs w:val="19"/>
+              </w:rPr>
+              <w:t xml:space="preserve">Students use signal words ('equals/total' for an equation; 'at least/at most/no more than' for an inequality) to choose the correct model.</w:t>
+            </w:r>
+          </w:p>
+          <w:p>
+            <w:pPr>
+              <w:spacing w:after="80"/>
+            </w:pPr>
+            <w:r>
+              <w:rPr>
+                <w:b/>
+                <w:bCs/>
+                <w:color w:val="12355B"/>
+                <w:sz w:val="19"/>
+                <w:szCs w:val="19"/>
+              </w:rPr>
+              <w:t xml:space="preserve">Reasoning:  </w:t>
+            </w:r>
+            <w:r>
+              <w:rPr>
+                <w:sz w:val="19"/>
+                <w:szCs w:val="19"/>
+              </w:rPr>
+              <w:t xml:space="preserve">This evidence connects the definition of equation to the mathematical claim.</w:t>
+            </w:r>
+          </w:p>
+        </w:tc>
+      </w:tr>
+    </w:tbl>
+    <w:p>
+      <w:pPr>
+        <w:pStyle w:val="Heading2"/>
+        <w:spacing w:after="80" w:before="180"/>
+      </w:pPr>
+      <w:r>
+        <w:rPr>
+          <w:b/>
+          <w:bCs/>
+          <w:color w:val="12355B"/>
+          <w:sz w:val="24"/>
+          <w:szCs w:val="24"/>
+        </w:rPr>
+        <w:t xml:space="preserve">Start</w:t>
+      </w:r>
+      <w:r>
+        <w:rPr>
+          <w:i/>
+          <w:iCs/>
+          <w:color w:val="1FA6A2"/>
+          <w:sz w:val="19"/>
+          <w:szCs w:val="19"/>
+        </w:rPr>
+        <w:t xml:space="preserve">   Most language support</w:t>
+      </w:r>
+    </w:p>
+    <w:p>
+      <w:pPr>
+        <w:spacing w:after="60"/>
+      </w:pPr>
+      <w:r>
+        <w:rPr>
+          <w:color w:val="1A2733"/>
+          <w:sz w:val="21"/>
+          <w:szCs w:val="21"/>
+        </w:rPr>
+        <w:t xml:space="preserve">Complete the frames. Use the word bank.</w:t>
+      </w:r>
+      <w:r>
+        <w:rPr>
+          <w:i/>
+          <w:iCs/>
+          <w:color w:val="5F6F80"/>
+          <w:sz w:val="19"/>
+          <w:szCs w:val="19"/>
+        </w:rPr>
+        <w:br/>
+        <w:t xml:space="preserve">Completa las oraciones. Usa el banco de palabras.</w:t>
+      </w:r>
+    </w:p>
+    <w:p>
+      <w:pPr>
+        <w:spacing w:after="60"/>
+      </w:pPr>
+      <w:r>
+        <w:rPr>
+          <w:color w:val="1A2733"/>
+          <w:sz w:val="21"/>
+          <w:szCs w:val="21"/>
+        </w:rPr>
+        <w:t xml:space="preserve">My plan was to ___, and I knew to ___ because ___.</w:t>
+      </w:r>
+      <w:r>
+        <w:rPr>
+          <w:i/>
+          <w:iCs/>
+          <w:color w:val="5F6F80"/>
+          <w:sz w:val="19"/>
+          <w:szCs w:val="19"/>
+        </w:rPr>
+        <w:br/>
+        <w:t xml:space="preserve">Mi plan fue ___, y supe ___ porque ___.</w:t>
+      </w:r>
+    </w:p>
+    <w:p>
+      <w:pPr>
+        <w:spacing w:after="60"/>
+      </w:pPr>
+      <w:r>
+        <w:rPr>
+          <w:color w:val="1A2733"/>
+          <w:sz w:val="21"/>
+          <w:szCs w:val="21"/>
+        </w:rPr>
+        <w:t xml:space="preserve">My answer is reasonable because ___.</w:t>
+      </w:r>
+      <w:r>
+        <w:rPr>
+          <w:i/>
+          <w:iCs/>
+          <w:color w:val="5F6F80"/>
+          <w:sz w:val="19"/>
+          <w:szCs w:val="19"/>
+        </w:rPr>
+        <w:br/>
+        <w:t xml:space="preserve">Mi respuesta es razonable porque ___.</w:t>
+      </w:r>
+    </w:p>
+    <w:tbl>
+      <w:tblPr>
+        <w:tblW w:type="pct" w:w="100%"/>
+        <w:tblBorders>
+          <w:top w:val="single" w:color="C7D2DD" w:sz="6"/>
+          <w:left w:val="single" w:color="C7D2DD" w:sz="6"/>
+          <w:bottom w:val="single" w:color="C7D2DD" w:sz="6"/>
+          <w:right w:val="single" w:color="C7D2DD" w:sz="6"/>
+          <w:insideH w:val="single" w:color="auto" w:sz="4"/>
+          <w:insideV w:val="single" w:color="auto" w:sz="4"/>
+        </w:tblBorders>
+      </w:tblPr>
+      <w:tblGrid>
+        <w:gridCol w:w="100"/>
+      </w:tblGrid>
+      <w:tr>
+        <w:tc>
+          <w:tcPr>
+            <w:shd w:fill="FBF3E2" w:color="auto" w:val="clear"/>
+            <w:tcMar>
+              <w:top w:type="dxa" w:w="60"/>
+              <w:left w:type="dxa" w:w="120"/>
+              <w:bottom w:type="dxa" w:w="60"/>
+              <w:right w:type="dxa" w:w="120"/>
+            </w:tcMar>
+          </w:tcPr>
+          <w:p>
+            <w:pPr>
+              <w:spacing w:after="0" w:line="320"/>
+            </w:pPr>
+            <w:r>
+              <w:t xml:space="preserve"/>
+            </w:r>
+          </w:p>
+          <w:p>
+            <w:pPr>
+              <w:spacing w:after="0" w:line="320"/>
+            </w:pPr>
+            <w:r>
+              <w:t xml:space="preserve"/>
+            </w:r>
+          </w:p>
+          <w:p>
+            <w:pPr>
+              <w:spacing w:after="0" w:line="320"/>
+            </w:pPr>
+            <w:r>
+              <w:t xml:space="preserve"/>
+            </w:r>
+          </w:p>
+        </w:tc>
+      </w:tr>
+    </w:tbl>
+    <w:p>
+      <w:pPr>
+        <w:pStyle w:val="Heading2"/>
+        <w:spacing w:after="80" w:before="180"/>
+      </w:pPr>
+      <w:r>
+        <w:rPr>
+          <w:b/>
+          <w:bCs/>
+          <w:color w:val="12355B"/>
+          <w:sz w:val="24"/>
+          <w:szCs w:val="24"/>
+        </w:rPr>
+        <w:t xml:space="preserve">Build</w:t>
+      </w:r>
+      <w:r>
+        <w:rPr>
+          <w:i/>
+          <w:iCs/>
+          <w:color w:val="B97A12"/>
+          <w:sz w:val="19"/>
+          <w:szCs w:val="19"/>
+        </w:rPr>
+        <w:t xml:space="preserve">   Some language support</w:t>
+      </w:r>
+    </w:p>
+    <w:p>
+      <w:pPr>
+        <w:spacing w:after="60"/>
+      </w:pPr>
+      <w:r>
+        <w:rPr>
+          <w:color w:val="1A2733"/>
+          <w:sz w:val="21"/>
+          <w:szCs w:val="21"/>
+        </w:rPr>
+        <w:t xml:space="preserve">Write two connected sentences. Use because, so, or but.</w:t>
+      </w:r>
+      <w:r>
+        <w:rPr>
+          <w:i/>
+          <w:iCs/>
+          <w:color w:val="5F6F80"/>
+          <w:sz w:val="19"/>
+          <w:szCs w:val="19"/>
+        </w:rPr>
+        <w:br/>
+        <w:t xml:space="preserve">Escribe dos oraciones conectadas. Usa porque, entonces o pero.</w:t>
+      </w:r>
+    </w:p>
+    <w:p>
+      <w:pPr>
+        <w:spacing w:after="60"/>
+      </w:pPr>
+      <w:r>
+        <w:rPr>
+          <w:color w:val="1A2733"/>
+          <w:sz w:val="21"/>
+          <w:szCs w:val="21"/>
+        </w:rPr>
+        <w:t xml:space="preserve">My claim is ___.</w:t>
+      </w:r>
+      <w:r>
+        <w:rPr>
+          <w:i/>
+          <w:iCs/>
+          <w:color w:val="5F6F80"/>
+          <w:sz w:val="19"/>
+          <w:szCs w:val="19"/>
+        </w:rPr>
+        <w:br/>
+        <w:t xml:space="preserve">Mi afirmación es ___.</w:t>
+      </w:r>
+    </w:p>
+    <w:p>
+      <w:pPr>
+        <w:spacing w:after="60"/>
+      </w:pPr>
+      <w:r>
+        <w:rPr>
+          <w:color w:val="1A2733"/>
+          <w:sz w:val="21"/>
+          <w:szCs w:val="21"/>
+        </w:rPr>
+        <w:t xml:space="preserve">I know because ___.</w:t>
+      </w:r>
+      <w:r>
+        <w:rPr>
+          <w:i/>
+          <w:iCs/>
+          <w:color w:val="5F6F80"/>
+          <w:sz w:val="19"/>
+          <w:szCs w:val="19"/>
+        </w:rPr>
+        <w:br/>
+        <w:t xml:space="preserve">Lo sé porque ___.</w:t>
+      </w:r>
+    </w:p>
+    <w:p>
+      <w:pPr>
+        <w:spacing w:after="60"/>
+      </w:pPr>
+      <w:r>
+        <w:rPr>
+          <w:color w:val="1A2733"/>
+          <w:sz w:val="21"/>
+          <w:szCs w:val="21"/>
+        </w:rPr>
+        <w:t xml:space="preserve">So ___.</w:t>
+      </w:r>
+      <w:r>
+        <w:rPr>
+          <w:i/>
+          <w:iCs/>
+          <w:color w:val="5F6F80"/>
+          <w:sz w:val="19"/>
+          <w:szCs w:val="19"/>
+        </w:rPr>
+        <w:br/>
+        <w:t xml:space="preserve">Entonces ___.</w:t>
+      </w:r>
+    </w:p>
+    <w:tbl>
+      <w:tblPr>
+        <w:tblW w:type="pct" w:w="100%"/>
+        <w:tblBorders>
+          <w:top w:val="single" w:color="C7D2DD" w:sz="6"/>
+          <w:left w:val="single" w:color="C7D2DD" w:sz="6"/>
+          <w:bottom w:val="single" w:color="C7D2DD" w:sz="6"/>
+          <w:right w:val="single" w:color="C7D2DD" w:sz="6"/>
+          <w:insideH w:val="single" w:color="auto" w:sz="4"/>
+          <w:insideV w:val="single" w:color="auto" w:sz="4"/>
+        </w:tblBorders>
+      </w:tblPr>
+      <w:tblGrid>
+        <w:gridCol w:w="100"/>
+      </w:tblGrid>
+      <w:tr>
+        <w:tc>
+          <w:tcPr>
+            <w:shd w:fill="FBF3E2" w:color="auto" w:val="clear"/>
+            <w:tcMar>
+              <w:top w:type="dxa" w:w="60"/>
+              <w:left w:type="dxa" w:w="120"/>
+              <w:bottom w:type="dxa" w:w="60"/>
+              <w:right w:type="dxa" w:w="120"/>
+            </w:tcMar>
+          </w:tcPr>
+          <w:p>
+            <w:pPr>
+              <w:spacing w:after="0" w:line="320"/>
+            </w:pPr>
+            <w:r>
+              <w:t xml:space="preserve"/>
+            </w:r>
+          </w:p>
+          <w:p>
+            <w:pPr>
+              <w:spacing w:after="0" w:line="320"/>
+            </w:pPr>
+            <w:r>
+              <w:t xml:space="preserve"/>
+            </w:r>
+          </w:p>
+          <w:p>
+            <w:pPr>
+              <w:spacing w:after="0" w:line="320"/>
+            </w:pPr>
+            <w:r>
+              <w:t xml:space="preserve"/>
+            </w:r>
+          </w:p>
+        </w:tc>
+      </w:tr>
+    </w:tbl>
+    <w:p>
+      <w:pPr>
+        <w:pStyle w:val="Heading2"/>
+        <w:spacing w:after="80" w:before="180"/>
+      </w:pPr>
+      <w:r>
+        <w:rPr>
+          <w:b/>
+          <w:bCs/>
+          <w:color w:val="12355B"/>
+          <w:sz w:val="24"/>
+          <w:szCs w:val="24"/>
+        </w:rPr>
+        <w:t xml:space="preserve">Explain</w:t>
+      </w:r>
+      <w:r>
+        <w:rPr>
+          <w:i/>
+          <w:iCs/>
+          <w:color w:val="B97A12"/>
+          <w:sz w:val="19"/>
+          <w:szCs w:val="19"/>
+        </w:rPr>
+        <w:t xml:space="preserve">   Light language support</w:t>
+      </w:r>
+    </w:p>
+    <w:p>
+      <w:pPr>
+        <w:spacing w:after="60"/>
+      </w:pPr>
+      <w:r>
+        <w:rPr>
+          <w:color w:val="1A2733"/>
+          <w:sz w:val="21"/>
+          <w:szCs w:val="21"/>
+        </w:rPr>
+        <w:t xml:space="preserve">Write a claim, give math evidence, and explain your reasoning.</w:t>
+      </w:r>
+      <w:r>
+        <w:rPr>
+          <w:i/>
+          <w:iCs/>
+          <w:color w:val="5F6F80"/>
+          <w:sz w:val="19"/>
+          <w:szCs w:val="19"/>
+        </w:rPr>
+        <w:br/>
+        <w:t xml:space="preserve">Escribe una afirmación, da evidencia matemática y explica tu razonamiento.</w:t>
+      </w:r>
+    </w:p>
+    <w:p>
+      <w:pPr>
+        <w:spacing w:after="60"/>
+      </w:pPr>
+      <w:r>
+        <w:rPr>
+          <w:color w:val="1A2733"/>
+          <w:sz w:val="21"/>
+          <w:szCs w:val="21"/>
+        </w:rPr>
+        <w:t xml:space="preserve">My claim is ___.</w:t>
+      </w:r>
+      <w:r>
+        <w:rPr>
+          <w:i/>
+          <w:iCs/>
+          <w:color w:val="5F6F80"/>
+          <w:sz w:val="19"/>
+          <w:szCs w:val="19"/>
+        </w:rPr>
+        <w:br/>
+        <w:t xml:space="preserve">Mi afirmación es ___.</w:t>
+      </w:r>
+    </w:p>
+    <w:p>
+      <w:pPr>
+        <w:spacing w:after="60"/>
+      </w:pPr>
+      <w:r>
+        <w:rPr>
+          <w:color w:val="1A2733"/>
+          <w:sz w:val="21"/>
+          <w:szCs w:val="21"/>
+        </w:rPr>
+        <w:t xml:space="preserve">My math evidence is ___.</w:t>
+      </w:r>
+      <w:r>
+        <w:rPr>
+          <w:i/>
+          <w:iCs/>
+          <w:color w:val="5F6F80"/>
+          <w:sz w:val="19"/>
+          <w:szCs w:val="19"/>
+        </w:rPr>
+        <w:br/>
+        <w:t xml:space="preserve">Mi evidencia matemática es ___.</w:t>
+      </w:r>
+    </w:p>
+    <w:p>
+      <w:pPr>
+        <w:spacing w:after="60"/>
+      </w:pPr>
+      <w:r>
+        <w:rPr>
+          <w:color w:val="1A2733"/>
+          <w:sz w:val="21"/>
+          <w:szCs w:val="21"/>
+        </w:rPr>
+        <w:t xml:space="preserve">This proves ___ because ___.</w:t>
+      </w:r>
+      <w:r>
+        <w:rPr>
+          <w:i/>
+          <w:iCs/>
+          <w:color w:val="5F6F80"/>
+          <w:sz w:val="19"/>
+          <w:szCs w:val="19"/>
+        </w:rPr>
+        <w:br/>
+        <w:t xml:space="preserve">Esto demuestra ___ porque ___.</w:t>
+      </w:r>
+    </w:p>
+    <w:tbl>
+      <w:tblPr>
+        <w:tblW w:type="pct" w:w="100%"/>
+        <w:tblBorders>
+          <w:top w:val="single" w:color="C7D2DD" w:sz="6"/>
+          <w:left w:val="single" w:color="C7D2DD" w:sz="6"/>
+          <w:bottom w:val="single" w:color="C7D2DD" w:sz="6"/>
+          <w:right w:val="single" w:color="C7D2DD" w:sz="6"/>
+          <w:insideH w:val="single" w:color="auto" w:sz="4"/>
+          <w:insideV w:val="single" w:color="auto" w:sz="4"/>
+        </w:tblBorders>
+      </w:tblPr>
+      <w:tblGrid>
+        <w:gridCol w:w="100"/>
+      </w:tblGrid>
+      <w:tr>
+        <w:tc>
+          <w:tcPr>
+            <w:shd w:fill="FBF3E2" w:color="auto" w:val="clear"/>
+            <w:tcMar>
+              <w:top w:type="dxa" w:w="60"/>
+              <w:left w:type="dxa" w:w="120"/>
+              <w:bottom w:type="dxa" w:w="60"/>
+              <w:right w:type="dxa" w:w="120"/>
+            </w:tcMar>
+          </w:tcPr>
+          <w:p>
+            <w:pPr>
+              <w:spacing w:after="0" w:line="320"/>
+            </w:pPr>
+            <w:r>
+              <w:t xml:space="preserve"/>
+            </w:r>
+          </w:p>
+          <w:p>
+            <w:pPr>
+              <w:spacing w:after="0" w:line="320"/>
+            </w:pPr>
+            <w:r>
+              <w:t xml:space="preserve"/>
+            </w:r>
+          </w:p>
+          <w:p>
+            <w:pPr>
+              <w:spacing w:after="0" w:line="320"/>
+            </w:pPr>
+            <w:r>
+              <w:t xml:space="preserve"/>
+            </w:r>
+          </w:p>
+          <w:p>
+            <w:pPr>
+              <w:spacing w:after="0" w:line="320"/>
+            </w:pPr>
+            <w:r>
+              <w:t xml:space="preserve"/>
+            </w:r>
+          </w:p>
+          <w:p>
+            <w:pPr>
+              <w:spacing w:after="0" w:line="320"/>
+            </w:pPr>
+            <w:r>
+              <w:t xml:space="preserve"/>
+            </w:r>
+          </w:p>
+        </w:tc>
+      </w:tr>
+    </w:tbl>
+    <w:p>
+      <w:pPr>
+        <w:pStyle w:val="Heading2"/>
+        <w:spacing w:after="80" w:before="180"/>
+      </w:pPr>
+      <w:r>
+        <w:rPr>
+          <w:b/>
+          <w:bCs/>
+          <w:color w:val="12355B"/>
+          <w:sz w:val="24"/>
+          <w:szCs w:val="24"/>
+        </w:rPr>
+        <w:t xml:space="preserve">4. Check Your Explanation</w:t>
+      </w:r>
+      <w:r>
+        <w:rPr>
+          <w:i/>
+          <w:iCs/>
+          <w:color w:val="1FA6A2"/>
+          <w:sz w:val="19"/>
+          <w:szCs w:val="19"/>
+        </w:rPr>
+        <w:t xml:space="preserve">   five quick checks</w:t>
+      </w:r>
+    </w:p>
+    <w:p>
+      <w:pPr>
+        <w:spacing w:after="80"/>
+      </w:pPr>
+      <w:r>
+        <w:rPr>
+          <w:b/>
+          <w:bCs/>
+          <w:color w:val="1FA6A2"/>
+          <w:sz w:val="22"/>
+          <w:szCs w:val="22"/>
+        </w:rPr>
+        <w:t xml:space="preserve">☐  </w:t>
+      </w:r>
+      <w:r>
+        <w:rPr>
+          <w:sz w:val="20"/>
+          <w:szCs w:val="20"/>
+        </w:rPr>
+        <w:t xml:space="preserve">I answered the question.</w:t>
+      </w:r>
+      <w:r>
+        <w:rPr>
+          <w:i/>
+          <w:iCs/>
+          <w:color w:val="5F6F80"/>
+          <w:sz w:val="18"/>
+          <w:szCs w:val="18"/>
+        </w:rPr>
+        <w:br/>
+        <w:t xml:space="preserve">Respondí la pregunta.</w:t>
+      </w:r>
+    </w:p>
+    <w:p>
+      <w:pPr>
+        <w:spacing w:after="80"/>
+      </w:pPr>
+      <w:r>
+        <w:rPr>
+          <w:b/>
+          <w:bCs/>
+          <w:color w:val="1FA6A2"/>
+          <w:sz w:val="22"/>
+          <w:szCs w:val="22"/>
+        </w:rPr>
+        <w:t xml:space="preserve">☐  </w:t>
+      </w:r>
+      <w:r>
+        <w:rPr>
+          <w:sz w:val="20"/>
+          <w:szCs w:val="20"/>
+        </w:rPr>
+        <w:t xml:space="preserve">I used math evidence: numbers, an equation, a model, or a comparison.</w:t>
+      </w:r>
+      <w:r>
+        <w:rPr>
+          <w:i/>
+          <w:iCs/>
+          <w:color w:val="5F6F80"/>
+          <w:sz w:val="18"/>
+          <w:szCs w:val="18"/>
+        </w:rPr>
+        <w:br/>
+        <w:t xml:space="preserve">Usé evidencia matemática: números, una ecuación, un modelo o una comparación.</w:t>
+      </w:r>
+    </w:p>
+    <w:p>
+      <w:pPr>
+        <w:spacing w:after="80"/>
+      </w:pPr>
+      <w:r>
+        <w:rPr>
+          <w:b/>
+          <w:bCs/>
+          <w:color w:val="1FA6A2"/>
+          <w:sz w:val="22"/>
+          <w:szCs w:val="22"/>
+        </w:rPr>
+        <w:t xml:space="preserve">☐  </w:t>
+      </w:r>
+      <w:r>
+        <w:rPr>
+          <w:sz w:val="20"/>
+          <w:szCs w:val="20"/>
+        </w:rPr>
+        <w:t xml:space="preserve">I explained how the evidence proves my answer.</w:t>
+      </w:r>
+      <w:r>
+        <w:rPr>
+          <w:i/>
+          <w:iCs/>
+          <w:color w:val="5F6F80"/>
+          <w:sz w:val="18"/>
+          <w:szCs w:val="18"/>
+        </w:rPr>
+        <w:br/>
+        <w:t xml:space="preserve">Expliqué cómo la evidencia demuestra mi respuesta.</w:t>
+      </w:r>
+    </w:p>
+    <w:p>
+      <w:pPr>
+        <w:spacing w:after="80"/>
+      </w:pPr>
+      <w:r>
+        <w:rPr>
+          <w:b/>
+          <w:bCs/>
+          <w:color w:val="1FA6A2"/>
+          <w:sz w:val="22"/>
+          <w:szCs w:val="22"/>
+        </w:rPr>
+        <w:t xml:space="preserve">☐  </w:t>
+      </w:r>
+      <w:r>
+        <w:rPr>
+          <w:sz w:val="20"/>
+          <w:szCs w:val="20"/>
+        </w:rPr>
+        <w:t xml:space="preserve">I used at least two math words.</w:t>
+      </w:r>
+      <w:r>
+        <w:rPr>
+          <w:i/>
+          <w:iCs/>
+          <w:color w:val="5F6F80"/>
+          <w:sz w:val="18"/>
+          <w:szCs w:val="18"/>
+        </w:rPr>
+        <w:br/>
+        <w:t xml:space="preserve">Usé por lo menos dos palabras matemáticas.</w:t>
+      </w:r>
+    </w:p>
+    <w:p>
+      <w:pPr>
+        <w:spacing w:after="80"/>
+      </w:pPr>
+      <w:r>
+        <w:rPr>
+          <w:b/>
+          <w:bCs/>
+          <w:color w:val="1FA6A2"/>
+          <w:sz w:val="22"/>
+          <w:szCs w:val="22"/>
+        </w:rPr>
+        <w:t xml:space="preserve">☐  </w:t>
+      </w:r>
+      <w:r>
+        <w:rPr>
+          <w:sz w:val="20"/>
+          <w:szCs w:val="20"/>
+        </w:rPr>
+        <w:t xml:space="preserve">I reread complete sentences and punctuation.</w:t>
+      </w:r>
+      <w:r>
+        <w:rPr>
+          <w:i/>
+          <w:iCs/>
+          <w:color w:val="5F6F80"/>
+          <w:sz w:val="18"/>
+          <w:szCs w:val="18"/>
+        </w:rPr>
+        <w:br/>
+        <w:t xml:space="preserve">Volví a leer mis oraciones completas y la puntuación.</w:t>
+      </w:r>
+    </w:p>
+    <w:p>
+      <w:pPr>
+        <w:pStyle w:val="Heading1"/>
+        <w:pageBreakBefore/>
+        <w:pBdr>
+          <w:bottom w:val="single" w:color="1FA6A2" w:sz="14" w:space="6"/>
+        </w:pBdr>
+        <w:spacing w:after="140" w:before="0"/>
+      </w:pPr>
+      <w:r>
+        <w:rPr>
+          <w:b/>
+          <w:bCs/>
+          <w:color w:val="12355B"/>
+          <w:sz w:val="30"/>
+          <w:szCs w:val="30"/>
+        </w:rPr>
+        <w:t xml:space="preserve">Worked Example</w:t>
+      </w:r>
+    </w:p>
+    <w:p>
+      <w:pPr>
+        <w:pStyle w:val="Heading2"/>
+        <w:spacing w:after="80" w:before="180"/>
+      </w:pPr>
+      <w:r>
+        <w:rPr>
+          <w:b/>
+          <w:bCs/>
+          <w:color w:val="12355B"/>
+          <w:sz w:val="24"/>
+          <w:szCs w:val="24"/>
+        </w:rPr>
+        <w:t xml:space="preserve">Watch &amp; Read</w:t>
+      </w:r>
+      <w:r>
+        <w:rPr>
+          <w:i/>
+          <w:iCs/>
+          <w:color w:val="1FA6A2"/>
+          <w:sz w:val="19"/>
+          <w:szCs w:val="19"/>
+        </w:rPr>
+        <w:t xml:space="preserve">   I Do — follow along with your teacher</w:t>
+      </w:r>
+    </w:p>
+    <w:tbl>
+      <w:tblPr>
+        <w:tblW w:type="pct" w:w="100%"/>
+        <w:tblBorders>
+          <w:top w:val="single" w:color="1FA6A2" w:sz="8"/>
+          <w:left w:val="single" w:color="1FA6A2" w:sz="8"/>
+          <w:bottom w:val="single" w:color="1FA6A2" w:sz="8"/>
+          <w:right w:val="single" w:color="1FA6A2" w:sz="8"/>
+          <w:insideH w:val="single" w:color="auto" w:sz="4"/>
+          <w:insideV w:val="single" w:color="auto" w:sz="4"/>
+        </w:tblBorders>
+      </w:tblPr>
+      <w:tblGrid>
+        <w:gridCol w:w="100"/>
+      </w:tblGrid>
+      <w:tr>
+        <w:tc>
+          <w:tcPr>
+            <w:shd w:fill="E6F4F3" w:color="auto" w:val="clear"/>
+            <w:tcMar>
+              <w:top w:type="dxa" w:w="120"/>
+              <w:left w:type="dxa" w:w="180"/>
+              <w:bottom w:type="dxa" w:w="120"/>
+              <w:right w:type="dxa" w:w="180"/>
+            </w:tcMar>
+          </w:tcPr>
+          <w:p>
+            <w:pPr>
+              <w:spacing w:after="60"/>
+            </w:pPr>
+            <w:r>
+              <w:rPr>
+                <w:b/>
+                <w:bCs/>
+                <w:color w:val="12355B"/>
+                <w:sz w:val="22"/>
+                <w:szCs w:val="22"/>
+              </w:rPr>
+              <w:t xml:space="preserve">Case File: The Final Puzzle</w:t>
+            </w:r>
+          </w:p>
+          <w:p>
+            <w:pPr>
+              <w:spacing w:after="0"/>
+            </w:pPr>
+            <w:r>
+              <w:rPr>
+                <w:sz w:val="21"/>
+                <w:szCs w:val="21"/>
+              </w:rPr>
+              <w:t xml:space="preserve">Detective Santos is closing a complex case. She has collected equations and inequalities from different parts of the investigation. One clue says: 'The total value of stolen items divided equally among 4 accomplices gave each person $85.' Another says: 'The lookout earned less than $50.' She must model both clues mathematically and check if the answers are reasonable. Can you help?</w:t>
+            </w:r>
+          </w:p>
+        </w:tc>
+      </w:tr>
+    </w:tbl>
+    <w:p>
+      <w:pPr>
+        <w:spacing w:after="80"/>
+      </w:pPr>
+      <w:r>
+        <w:t xml:space="preserve"/>
+      </w:r>
+    </w:p>
+    <w:p>
+      <w:pPr>
+        <w:spacing w:after="50" w:before="60"/>
+      </w:pPr>
+      <w:r>
+        <w:rPr>
+          <w:b/>
+          <w:bCs/>
+          <w:color w:val="12355B"/>
+          <w:sz w:val="21"/>
+          <w:szCs w:val="21"/>
+        </w:rPr>
+        <w:t xml:space="preserve">Think about:</w:t>
+      </w:r>
+    </w:p>
+    <w:p>
+      <w:pPr>
+        <w:spacing w:after="40"/>
+        <w:ind w:left="300"/>
+      </w:pPr>
+      <w:r>
+        <w:rPr>
+          <w:sz w:val="20"/>
+          <w:szCs w:val="20"/>
+        </w:rPr>
+        <w:t xml:space="preserve">•  Which clue leads to an equation and which leads to an inequality?</w:t>
+      </w:r>
+    </w:p>
+    <w:p>
+      <w:pPr>
+        <w:spacing w:after="40"/>
+        <w:ind w:left="300"/>
+      </w:pPr>
+      <w:r>
+        <w:rPr>
+          <w:sz w:val="20"/>
+          <w:szCs w:val="20"/>
+        </w:rPr>
+        <w:t xml:space="preserve">•  What operation does 'divided equally among 4' suggest?</w:t>
+      </w:r>
+    </w:p>
+    <w:p>
+      <w:pPr>
+        <w:spacing w:after="40"/>
+        <w:ind w:left="300"/>
+      </w:pPr>
+      <w:r>
+        <w:rPr>
+          <w:sz w:val="20"/>
+          <w:szCs w:val="20"/>
+        </w:rPr>
+        <w:t xml:space="preserve">•  What does 'less than $50' tell you about the inequality symbol?</w:t>
+      </w:r>
+    </w:p>
+    <w:p>
+      <w:pPr>
+        <w:spacing w:after="40"/>
+        <w:ind w:left="300"/>
+      </w:pPr>
+      <w:r>
+        <w:rPr>
+          <w:sz w:val="20"/>
+          <w:szCs w:val="20"/>
+        </w:rPr>
+        <w:t xml:space="preserve">•  How do you decide when to use an equation versus an inequality?</w:t>
+      </w:r>
+    </w:p>
+    <w:p>
+      <w:pPr>
+        <w:spacing w:after="40"/>
+        <w:ind w:left="300"/>
+      </w:pPr>
+      <w:r>
+        <w:rPr>
+          <w:sz w:val="20"/>
+          <w:szCs w:val="20"/>
+        </w:rPr>
+        <w:t xml:space="preserve">•  What would happen if the lookout earned exactly $50 — would the clue still work?</w:t>
+      </w:r>
+    </w:p>
+    <w:p>
+      <w:pPr>
+        <w:pStyle w:val="Heading2"/>
+        <w:spacing w:after="80" w:before="180"/>
+      </w:pPr>
+      <w:r>
+        <w:rPr>
+          <w:b/>
+          <w:bCs/>
+          <w:color w:val="12355B"/>
+          <w:sz w:val="24"/>
+          <w:szCs w:val="24"/>
+        </w:rPr>
+        <w:t xml:space="preserve">Solved Example</w:t>
+      </w:r>
+      <w:r>
+        <w:rPr>
+          <w:i/>
+          <w:iCs/>
+          <w:color w:val="1FA6A2"/>
+          <w:sz w:val="19"/>
+          <w:szCs w:val="19"/>
+        </w:rPr>
+        <w:t xml:space="preserve">   I Do — watch each step</w:t>
+      </w:r>
+    </w:p>
+    <w:p>
+      <w:pPr>
+        <w:keepNext/>
+        <w:spacing w:after="40"/>
+      </w:pPr>
+      <w:r>
+        <w:rPr>
+          <w:b/>
+          <w:bCs/>
+          <w:color w:val="12355B"/>
+          <w:sz w:val="21"/>
+          <w:szCs w:val="21"/>
+        </w:rPr>
+        <w:t xml:space="preserve">Problem:  </w:t>
+      </w:r>
+      <w:r>
+        <w:rPr>
+          <w:sz w:val="21"/>
+          <w:szCs w:val="21"/>
+        </w:rPr>
+        <w:t xml:space="preserve">A museum has some paintings. After adding 12, they have 45. Which equation models this?</w:t>
+      </w:r>
+    </w:p>
+    <w:p>
+      <w:pPr>
+        <w:spacing w:after="30"/>
+        <w:ind w:left="420"/>
+      </w:pPr>
+      <w:r>
+        <w:rPr>
+          <w:sz w:val="20"/>
+          <w:szCs w:val="20"/>
+        </w:rPr>
+        <w:t xml:space="preserve">A)  p + 12 = 45</w:t>
+      </w:r>
+    </w:p>
+    <w:p>
+      <w:pPr>
+        <w:spacing w:after="30"/>
+        <w:ind w:left="420"/>
+      </w:pPr>
+      <w:r>
+        <w:rPr>
+          <w:sz w:val="20"/>
+          <w:szCs w:val="20"/>
+        </w:rPr>
+        <w:t xml:space="preserve">B)  p − 12 = 45</w:t>
+      </w:r>
+    </w:p>
+    <w:p>
+      <w:pPr>
+        <w:spacing w:after="30"/>
+        <w:ind w:left="420"/>
+      </w:pPr>
+      <w:r>
+        <w:rPr>
+          <w:sz w:val="20"/>
+          <w:szCs w:val="20"/>
+        </w:rPr>
+        <w:t xml:space="preserve">C)  12p = 45</w:t>
+      </w:r>
+    </w:p>
+    <w:p>
+      <w:pPr>
+        <w:spacing w:after="30"/>
+        <w:ind w:left="420"/>
+      </w:pPr>
+      <w:r>
+        <w:rPr>
+          <w:sz w:val="20"/>
+          <w:szCs w:val="20"/>
+        </w:rPr>
+        <w:t xml:space="preserve">D)  p / 12 = 45</w:t>
+      </w:r>
+    </w:p>
+    <w:p>
+      <w:pPr>
+        <w:spacing w:after="20" w:before="50"/>
+      </w:pPr>
+      <w:r>
+        <w:rPr>
+          <w:b/>
+          <w:bCs/>
+          <w:color w:val="1FA6A2"/>
+          <w:sz w:val="21"/>
+          <w:szCs w:val="21"/>
+        </w:rPr>
+        <w:t xml:space="preserve">Step 1:  </w:t>
+      </w:r>
+      <w:r>
+        <w:rPr>
+          <w:sz w:val="21"/>
+          <w:szCs w:val="21"/>
+        </w:rPr>
+        <w:t xml:space="preserve">'Adding 12' to the original number gives 45: p + 12 = 45.</w:t>
+      </w:r>
+    </w:p>
+    <w:p>
+      <w:pPr>
+        <w:spacing w:after="20" w:before="50"/>
+      </w:pPr>
+      <w:r>
+        <w:rPr>
+          <w:b/>
+          <w:bCs/>
+          <w:color w:val="1FA6A2"/>
+          <w:sz w:val="21"/>
+          <w:szCs w:val="21"/>
+        </w:rPr>
+        <w:t xml:space="preserve">Step 2:  </w:t>
+      </w:r>
+      <w:r>
+        <w:rPr>
+          <w:sz w:val="21"/>
+          <w:szCs w:val="21"/>
+        </w:rPr>
+        <w:t xml:space="preserve">Solve: p = 33.</w:t>
+      </w:r>
+    </w:p>
+    <w:p>
+      <w:pPr>
+        <w:spacing w:after="40" w:before="60"/>
+      </w:pPr>
+      <w:r>
+        <w:rPr>
+          <w:b/>
+          <w:bCs/>
+          <w:color w:val="12355B"/>
+          <w:sz w:val="21"/>
+          <w:szCs w:val="21"/>
+        </w:rPr>
+        <w:t xml:space="preserve">Answer:  </w:t>
+      </w:r>
+      <w:r>
+        <w:rPr>
+          <w:b/>
+          <w:bCs/>
+          <w:sz w:val="21"/>
+          <w:szCs w:val="21"/>
+        </w:rPr>
+        <w:t xml:space="preserve">A. p + 12 = 45</w:t>
+      </w:r>
+    </w:p>
+    <w:p>
+      <w:pPr>
+        <w:pStyle w:val="Heading1"/>
+        <w:pageBreakBefore/>
+        <w:pBdr>
+          <w:bottom w:val="single" w:color="1FA6A2" w:sz="14" w:space="6"/>
+        </w:pBdr>
+        <w:spacing w:after="140" w:before="0"/>
+      </w:pPr>
+      <w:r>
+        <w:rPr>
+          <w:b/>
+          <w:bCs/>
+          <w:color w:val="12355B"/>
+          <w:sz w:val="30"/>
+          <w:szCs w:val="30"/>
+        </w:rPr>
+        <w:t xml:space="preserve">Guided Practice</w:t>
+      </w:r>
+    </w:p>
+    <w:p>
+      <w:pPr>
+        <w:pStyle w:val="Heading2"/>
+        <w:spacing w:after="80" w:before="180"/>
+      </w:pPr>
+      <w:r>
+        <w:rPr>
+          <w:b/>
+          <w:bCs/>
+          <w:color w:val="12355B"/>
+          <w:sz w:val="24"/>
+          <w:szCs w:val="24"/>
+        </w:rPr>
+        <w:t xml:space="preserve">Solve Together</w:t>
+      </w:r>
+      <w:r>
+        <w:rPr>
+          <w:i/>
+          <w:iCs/>
+          <w:color w:val="6B4FA0"/>
+          <w:sz w:val="19"/>
+          <w:szCs w:val="19"/>
+        </w:rPr>
+        <w:t xml:space="preserve">   We Do — work with your class</w:t>
+      </w:r>
+    </w:p>
+    <w:p>
+      <w:pPr>
+        <w:keepNext/>
+        <w:spacing w:after="40" w:before="40"/>
+      </w:pPr>
+      <w:r>
+        <w:rPr>
+          <w:b/>
+          <w:bCs/>
+          <w:color w:val="12355B"/>
+          <w:sz w:val="21"/>
+          <w:szCs w:val="21"/>
+        </w:rPr>
+        <w:t xml:space="preserve">Problem:  </w:t>
+      </w:r>
+      <w:r>
+        <w:rPr>
+          <w:sz w:val="21"/>
+          <w:szCs w:val="21"/>
+        </w:rPr>
+        <w:t xml:space="preserve">A detective needs more than 8 hours to finish the investigation. She has already worked 3 hours. Which inequality represents the additional hours h she needs?</w:t>
+      </w:r>
+    </w:p>
+    <w:p>
+      <w:pPr>
+        <w:spacing w:after="30"/>
+        <w:ind w:left="420"/>
+      </w:pPr>
+      <w:r>
+        <w:rPr>
+          <w:sz w:val="20"/>
+          <w:szCs w:val="20"/>
+        </w:rPr>
+        <w:t xml:space="preserve">A)  3 + h &gt; 8</w:t>
+      </w:r>
+    </w:p>
+    <w:p>
+      <w:pPr>
+        <w:spacing w:after="30"/>
+        <w:ind w:left="420"/>
+      </w:pPr>
+      <w:r>
+        <w:rPr>
+          <w:sz w:val="20"/>
+          <w:szCs w:val="20"/>
+        </w:rPr>
+        <w:t xml:space="preserve">B)  3 + h = 8</w:t>
+      </w:r>
+    </w:p>
+    <w:p>
+      <w:pPr>
+        <w:spacing w:after="30"/>
+        <w:ind w:left="420"/>
+      </w:pPr>
+      <w:r>
+        <w:rPr>
+          <w:sz w:val="20"/>
+          <w:szCs w:val="20"/>
+        </w:rPr>
+        <w:t xml:space="preserve">C)  h &gt; 3</w:t>
+      </w:r>
+    </w:p>
+    <w:p>
+      <w:pPr>
+        <w:spacing w:after="30"/>
+        <w:ind w:left="420"/>
+      </w:pPr>
+      <w:r>
+        <w:rPr>
+          <w:sz w:val="20"/>
+          <w:szCs w:val="20"/>
+        </w:rPr>
+        <w:t xml:space="preserve">D)  8 + h &gt; 3</w:t>
+      </w:r>
+    </w:p>
+    <w:p>
+      <w:pPr>
+        <w:keepNext/>
+        <w:spacing w:after="0" w:before="50"/>
+      </w:pPr>
+      <w:r>
+        <w:rPr>
+          <w:b/>
+          <w:bCs/>
+          <w:color w:val="6B4FA0"/>
+          <w:sz w:val="21"/>
+          <w:szCs w:val="21"/>
+        </w:rPr>
+        <w:t xml:space="preserve">Step 1:</w:t>
+      </w:r>
+    </w:p>
+    <w:p>
+      <w:pPr>
+        <w:pBdr>
+          <w:bottom w:val="single" w:color="AFBECC" w:sz="6"/>
+        </w:pBdr>
+        <w:spacing w:after="30" w:before="150"/>
+      </w:pPr>
+      <w:r>
+        <w:t xml:space="preserve"/>
+      </w:r>
+    </w:p>
+    <w:p>
+      <w:pPr>
+        <w:keepNext/>
+        <w:spacing w:after="0" w:before="50"/>
+      </w:pPr>
+      <w:r>
+        <w:rPr>
+          <w:b/>
+          <w:bCs/>
+          <w:color w:val="6B4FA0"/>
+          <w:sz w:val="21"/>
+          <w:szCs w:val="21"/>
+        </w:rPr>
+        <w:t xml:space="preserve">Step 2:</w:t>
+      </w:r>
+    </w:p>
+    <w:p>
+      <w:pPr>
+        <w:pBdr>
+          <w:bottom w:val="single" w:color="AFBECC" w:sz="6"/>
+        </w:pBdr>
+        <w:spacing w:after="30" w:before="150"/>
+      </w:pPr>
+      <w:r>
+        <w:t xml:space="preserve"/>
+      </w:r>
+    </w:p>
+    <w:p>
+      <w:pPr>
+        <w:keepNext/>
+        <w:spacing w:after="0" w:before="60"/>
+      </w:pPr>
+      <w:r>
+        <w:rPr>
+          <w:b/>
+          <w:bCs/>
+          <w:color w:val="12355B"/>
+          <w:sz w:val="21"/>
+          <w:szCs w:val="21"/>
+        </w:rPr>
+        <w:t xml:space="preserve">Answer:</w:t>
+      </w:r>
+    </w:p>
+    <w:p>
+      <w:pPr>
+        <w:pBdr>
+          <w:bottom w:val="single" w:color="AFBECC" w:sz="6"/>
+        </w:pBdr>
+        <w:spacing w:after="30" w:before="150"/>
+      </w:pPr>
+      <w:r>
+        <w:t xml:space="preserve"/>
+      </w:r>
+    </w:p>
+    <w:p>
+      <w:pPr>
+        <w:spacing w:after="80"/>
+      </w:pPr>
+      <w:r>
+        <w:t xml:space="preserve"/>
+      </w:r>
+    </w:p>
+    <w:tbl>
+      <w:tblPr>
+        <w:tblW w:type="pct" w:w="100%"/>
+        <w:tblBorders>
+          <w:top w:val="single" w:color="BBD0DE" w:sz="8"/>
+          <w:left w:val="single" w:color="BBD0DE" w:sz="8"/>
+          <w:bottom w:val="single" w:color="BBD0DE" w:sz="8"/>
+          <w:right w:val="single" w:color="BBD0DE" w:sz="8"/>
+          <w:insideH w:val="single" w:color="auto" w:sz="4"/>
+          <w:insideV w:val="single" w:color="auto" w:sz="4"/>
+        </w:tblBorders>
+      </w:tblPr>
+      <w:tblGrid>
+        <w:gridCol w:w="100"/>
+      </w:tblGrid>
+      <w:tr>
+        <w:tc>
+          <w:tcPr>
+            <w:shd w:fill="EEF4F8" w:color="auto" w:val="clear"/>
+            <w:tcMar>
+              <w:top w:type="dxa" w:w="120"/>
+              <w:left w:type="dxa" w:w="180"/>
+              <w:bottom w:type="dxa" w:w="120"/>
+              <w:right w:type="dxa" w:w="180"/>
+            </w:tcMar>
+          </w:tcPr>
+          <w:p>
+            <w:pPr>
               <w:spacing w:after="60"/>
             </w:pPr>
             <w:r>
@@ -3547,6 +4843,97 @@
           <w:szCs w:val="19"/>
         </w:rPr>
         <w:t xml:space="preserve">  — Starting with d donuts and giving away 7 leaves fewer than 5: d − 7 &lt; 5. Solve: d &lt; 12. ✓</w:t>
+      </w:r>
+    </w:p>
+    <w:p>
+      <w:pPr>
+        <w:pStyle w:val="Heading2"/>
+        <w:spacing w:after="80" w:before="180"/>
+      </w:pPr>
+      <w:r>
+        <w:rPr>
+          <w:b/>
+          <w:bCs/>
+          <w:color w:val="12355B"/>
+          <w:sz w:val="24"/>
+          <w:szCs w:val="24"/>
+        </w:rPr>
+        <w:t xml:space="preserve">Math Writing Criteria</w:t>
+      </w:r>
+    </w:p>
+    <w:p>
+      <w:pPr>
+        <w:spacing w:after="100"/>
+      </w:pPr>
+      <w:r>
+        <w:rPr>
+          <w:i/>
+          <w:iCs/>
+          <w:color w:val="5F6F80"/>
+          <w:sz w:val="19"/>
+          <w:szCs w:val="19"/>
+        </w:rPr>
+        <w:t xml:space="preserve">The support level changes the amount of language scaffolding, not the mathematical expectation.</w:t>
+      </w:r>
+    </w:p>
+    <w:p>
+      <w:pPr>
+        <w:spacing w:after="80"/>
+      </w:pPr>
+      <w:r>
+        <w:rPr>
+          <w:sz w:val="20"/>
+          <w:szCs w:val="20"/>
+        </w:rPr>
+        <w:t xml:space="preserve">☐  I answered the question.</w:t>
+      </w:r>
+    </w:p>
+    <w:p>
+      <w:pPr>
+        <w:spacing w:after="80"/>
+      </w:pPr>
+      <w:r>
+        <w:rPr>
+          <w:sz w:val="20"/>
+          <w:szCs w:val="20"/>
+        </w:rPr>
+        <w:t xml:space="preserve">☐  I used math evidence: numbers, an equation, a model, or a comparison.</w:t>
+      </w:r>
+    </w:p>
+    <w:p>
+      <w:pPr>
+        <w:spacing w:after="80"/>
+      </w:pPr>
+      <w:r>
+        <w:rPr>
+          <w:sz w:val="20"/>
+          <w:szCs w:val="20"/>
+        </w:rPr>
+        <w:t xml:space="preserve">☐  I explained how the evidence proves my answer.</w:t>
+      </w:r>
+    </w:p>
+    <w:p>
+      <w:pPr>
+        <w:spacing w:after="80"/>
+      </w:pPr>
+      <w:r>
+        <w:rPr>
+          <w:sz w:val="20"/>
+          <w:szCs w:val="20"/>
+        </w:rPr>
+        <w:t xml:space="preserve">☐  I used at least two math words.</w:t>
+      </w:r>
+    </w:p>
+    <w:p>
+      <w:pPr>
+        <w:spacing w:after="80"/>
+      </w:pPr>
+      <w:r>
+        <w:rPr>
+          <w:sz w:val="20"/>
+          <w:szCs w:val="20"/>
+        </w:rPr>
+        <w:t xml:space="preserve">☐  I reread complete sentences and punctuation.</w:t>
       </w:r>
     </w:p>
     <w:sectPr>

--- a/lessons/7-7/downloads/7-7-notes-teacher.docx
+++ b/lessons/7-7/downloads/7-7-notes-teacher.docx
@@ -366,7 +366,7 @@
           </w:p>
           <w:p>
             <w:pPr>
-              <w:spacing w:after="0"/>
+              <w:spacing w:after="40"/>
             </w:pPr>
             <w:r>
               <w:rPr>
@@ -374,6 +374,31 @@
                 <w:szCs w:val="21"/>
               </w:rPr>
               <w:t xml:space="preserve">A corner point of a polygon, named by an ordered pair on the coordinate plane.</w:t>
+            </w:r>
+          </w:p>
+          <w:p>
+            <w:pPr>
+              <w:spacing w:after="0"/>
+            </w:pPr>
+            <w:r>
+              <w:rPr>
+                <w:b/>
+                <w:bCs/>
+                <w:color w:val="1FA6A2"/>
+                <w:sz w:val="18"/>
+                <w:szCs w:val="18"/>
+              </w:rPr>
+              <w:t xml:space="preserve">Example:  </w:t>
+            </w:r>
+            <w:r>
+              <w:rPr>
+                <w:i/>
+                <w:iCs/>
+                <w:color w:val="5F6F80"/>
+                <w:sz w:val="18"/>
+                <w:szCs w:val="18"/>
+              </w:rPr>
+              <w:t xml:space="preserve">The park's corner at (2, 4) — one corner, named by an ordered pair.</w:t>
             </w:r>
           </w:p>
         </w:tc>
@@ -495,7 +520,7 @@
           </w:p>
           <w:p>
             <w:pPr>
-              <w:spacing w:after="0"/>
+              <w:spacing w:after="40"/>
             </w:pPr>
             <w:r>
               <w:rPr>
@@ -503,6 +528,31 @@
                 <w:szCs w:val="21"/>
               </w:rPr>
               <w:t xml:space="preserve">A closed figure made of line segments; on the plane you draw it by plotting the vertices and connecting them in order.</w:t>
+            </w:r>
+          </w:p>
+          <w:p>
+            <w:pPr>
+              <w:spacing w:after="0"/>
+            </w:pPr>
+            <w:r>
+              <w:rPr>
+                <w:b/>
+                <w:bCs/>
+                <w:color w:val="1FA6A2"/>
+                <w:sz w:val="18"/>
+                <w:szCs w:val="18"/>
+              </w:rPr>
+              <w:t xml:space="preserve">Example:  </w:t>
+            </w:r>
+            <w:r>
+              <w:rPr>
+                <w:i/>
+                <w:iCs/>
+                <w:color w:val="5F6F80"/>
+                <w:sz w:val="18"/>
+                <w:szCs w:val="18"/>
+              </w:rPr>
+              <w:t xml:space="preserve">Plot (2, 4), (5, 4), (5, −4), (2, −4) and join them — a rectangle appears.</w:t>
             </w:r>
           </w:p>
         </w:tc>
@@ -624,7 +674,7 @@
           </w:p>
           <w:p>
             <w:pPr>
-              <w:spacing w:after="0"/>
+              <w:spacing w:after="40"/>
             </w:pPr>
             <w:r>
               <w:rPr>
@@ -632,6 +682,31 @@
                 <w:szCs w:val="21"/>
               </w:rPr>
               <w:t xml:space="preserve">The total distance around a polygon — the sum of all its side lengths.</w:t>
+            </w:r>
+          </w:p>
+          <w:p>
+            <w:pPr>
+              <w:spacing w:after="0"/>
+            </w:pPr>
+            <w:r>
+              <w:rPr>
+                <w:b/>
+                <w:bCs/>
+                <w:color w:val="1FA6A2"/>
+                <w:sz w:val="18"/>
+                <w:szCs w:val="18"/>
+              </w:rPr>
+              <w:t xml:space="preserve">Example:  </w:t>
+            </w:r>
+            <w:r>
+              <w:rPr>
+                <w:i/>
+                <w:iCs/>
+                <w:color w:val="5F6F80"/>
+                <w:sz w:val="18"/>
+                <w:szCs w:val="18"/>
+              </w:rPr>
+              <w:t xml:space="preserve">2(9.5) + 2(6.75) = 32.5 units around the deck.</w:t>
             </w:r>
           </w:p>
         </w:tc>
@@ -753,7 +828,7 @@
           </w:p>
           <w:p>
             <w:pPr>
-              <w:spacing w:after="0"/>
+              <w:spacing w:after="40"/>
             </w:pPr>
             <w:r>
               <w:rPr>
@@ -761,6 +836,31 @@
                 <w:szCs w:val="21"/>
               </w:rPr>
               <w:t xml:space="preserve">When two vertices share an x- or y-coordinate, the distance between them is the absolute difference of the other coordinates.</w:t>
+            </w:r>
+          </w:p>
+          <w:p>
+            <w:pPr>
+              <w:spacing w:after="0"/>
+            </w:pPr>
+            <w:r>
+              <w:rPr>
+                <w:b/>
+                <w:bCs/>
+                <w:color w:val="1FA6A2"/>
+                <w:sz w:val="18"/>
+                <w:szCs w:val="18"/>
+              </w:rPr>
+              <w:t xml:space="preserve">Example:  </w:t>
+            </w:r>
+            <w:r>
+              <w:rPr>
+                <w:i/>
+                <w:iCs/>
+                <w:color w:val="5F6F80"/>
+                <w:sz w:val="18"/>
+                <w:szCs w:val="18"/>
+              </w:rPr>
+              <w:t xml:space="preserve">(2, 4) and (5, 4) share y, so the side is |5 − 2| = 3 units.</w:t>
             </w:r>
           </w:p>
         </w:tc>
@@ -882,7 +982,7 @@
           </w:p>
           <w:p>
             <w:pPr>
-              <w:spacing w:after="0"/>
+              <w:spacing w:after="40"/>
             </w:pPr>
             <w:r>
               <w:rPr>
@@ -890,6 +990,31 @@
                 <w:szCs w:val="21"/>
               </w:rPr>
               <w:t xml:space="preserve">What one grid unit stands for in the real situation.</w:t>
+            </w:r>
+          </w:p>
+          <w:p>
+            <w:pPr>
+              <w:spacing w:after="0"/>
+            </w:pPr>
+            <w:r>
+              <w:rPr>
+                <w:b/>
+                <w:bCs/>
+                <w:color w:val="1FA6A2"/>
+                <w:sz w:val="18"/>
+                <w:szCs w:val="18"/>
+              </w:rPr>
+              <w:t xml:space="preserve">Example:  </w:t>
+            </w:r>
+            <w:r>
+              <w:rPr>
+                <w:i/>
+                <w:iCs/>
+                <w:color w:val="5F6F80"/>
+                <w:sz w:val="18"/>
+                <w:szCs w:val="18"/>
+              </w:rPr>
+              <w:t xml:space="preserve">Each grid unit = 100 feet, so 8 units of map is 800 real feet.</w:t>
             </w:r>
           </w:p>
         </w:tc>
@@ -1014,7 +1139,7 @@
           <w:sz w:val="22"/>
           <w:szCs w:val="22"/>
         </w:rPr>
-        <w:t xml:space="preserve">__________  —  A corner point of a polygon, named by an ordered pair on the coordinate plane.</w:t>
+        <w:t xml:space="preserve">A corner point of a polygon, named by an ordered pair, is a ___.</w:t>
       </w:r>
     </w:p>
     <w:p>
@@ -1036,7 +1161,7 @@
           <w:sz w:val="22"/>
           <w:szCs w:val="22"/>
         </w:rPr>
-        <w:t xml:space="preserve">__________  —  A closed figure made of line segments; on the plane you draw it by plotting the vertices and connecting them in order.</w:t>
+        <w:t xml:space="preserve">A closed figure made of line segments is a ___.</w:t>
       </w:r>
     </w:p>
     <w:p>
@@ -1058,7 +1183,7 @@
           <w:sz w:val="22"/>
           <w:szCs w:val="22"/>
         </w:rPr>
-        <w:t xml:space="preserve">__________  —  The total distance around a polygon — the sum of all its side lengths.</w:t>
+        <w:t xml:space="preserve">The total distance around a polygon is its ___.</w:t>
       </w:r>
     </w:p>
     <w:p>
@@ -1080,7 +1205,7 @@
           <w:sz w:val="22"/>
           <w:szCs w:val="22"/>
         </w:rPr>
-        <w:t xml:space="preserve">__________  —  When two vertices share an x- or y-coordinate, the distance between them is the absolute difference of the other coordinates.</w:t>
+        <w:t xml:space="preserve">When two vertices share a coordinate, subtract the other and take the ___ ___.</w:t>
       </w:r>
     </w:p>
     <w:p>
@@ -1102,7 +1227,7 @@
           <w:sz w:val="22"/>
           <w:szCs w:val="22"/>
         </w:rPr>
-        <w:t xml:space="preserve">__________  —  What one grid unit stands for in the real situation.</w:t>
+        <w:t xml:space="preserve">What one grid unit stands for in the real situation is the ___.</w:t>
       </w:r>
     </w:p>
     <w:p>

--- a/lessons/7-7/downloads/7-7-notes-teacher.docx
+++ b/lessons/7-7/downloads/7-7-notes-teacher.docx
@@ -219,10 +219,12 @@
     <w:p>
       <w:pPr>
         <w:pStyle w:val="Heading1"/>
+        <w:keepNext/>
+        <w:keepLines/>
         <w:pBdr>
           <w:bottom w:val="single" w:color="1FA6A2" w:sz="14" w:space="6"/>
         </w:pBdr>
-        <w:spacing w:after="140" w:before="260"/>
+        <w:spacing w:after="140" w:before="300"/>
       </w:pPr>
       <w:r>
         <w:rPr>
@@ -1023,10 +1025,12 @@
     <w:p>
       <w:pPr>
         <w:pStyle w:val="Heading1"/>
+        <w:keepNext/>
+        <w:keepLines/>
         <w:pBdr>
           <w:bottom w:val="single" w:color="1FA6A2" w:sz="14" w:space="6"/>
         </w:pBdr>
-        <w:spacing w:after="140" w:before="260"/>
+        <w:spacing w:after="140" w:before="300"/>
       </w:pPr>
       <w:r>
         <w:rPr>
@@ -1122,7 +1126,8 @@
     </w:p>
     <w:p>
       <w:pPr>
-        <w:spacing w:after="120" w:before="80"/>
+        <w:keepLines/>
+        <w:spacing w:after="260" w:before="200"/>
       </w:pPr>
       <w:r>
         <w:rPr>
@@ -1139,34 +1144,27 @@
           <w:sz w:val="22"/>
           <w:szCs w:val="22"/>
         </w:rPr>
-        <w:t xml:space="preserve">A corner point of a polygon, named by an ordered pair, is a ___.</w:t>
-      </w:r>
-    </w:p>
-    <w:p>
-      <w:pPr>
-        <w:spacing w:after="120" w:before="80"/>
-      </w:pPr>
-      <w:r>
-        <w:rPr>
-          <w:b/>
-          <w:bCs/>
-          <w:color w:val="12355B"/>
+        <w:t xml:space="preserve">A corner point of a polygon, named by an ordered pair, is a </w:t>
+      </w:r>
+      <w:r>
+        <w:rPr>
           <w:sz w:val="22"/>
           <w:szCs w:val="22"/>
         </w:rPr>
-        <w:t xml:space="preserve">2.  </w:t>
+        <w:t xml:space="preserve">________________</w:t>
       </w:r>
       <w:r>
         <w:rPr>
           <w:sz w:val="22"/>
           <w:szCs w:val="22"/>
         </w:rPr>
-        <w:t xml:space="preserve">A closed figure made of line segments is a ___.</w:t>
-      </w:r>
-    </w:p>
-    <w:p>
-      <w:pPr>
-        <w:spacing w:after="120" w:before="80"/>
+        <w:t xml:space="preserve">.</w:t>
+      </w:r>
+    </w:p>
+    <w:p>
+      <w:pPr>
+        <w:keepLines/>
+        <w:spacing w:after="260" w:before="200"/>
       </w:pPr>
       <w:r>
         <w:rPr>
@@ -1176,41 +1174,34 @@
           <w:sz w:val="22"/>
           <w:szCs w:val="22"/>
         </w:rPr>
-        <w:t xml:space="preserve">3.  </w:t>
+        <w:t xml:space="preserve">2.  </w:t>
       </w:r>
       <w:r>
         <w:rPr>
           <w:sz w:val="22"/>
           <w:szCs w:val="22"/>
         </w:rPr>
-        <w:t xml:space="preserve">The total distance around a polygon is its ___.</w:t>
-      </w:r>
-    </w:p>
-    <w:p>
-      <w:pPr>
-        <w:spacing w:after="120" w:before="80"/>
-      </w:pPr>
-      <w:r>
-        <w:rPr>
-          <w:b/>
-          <w:bCs/>
-          <w:color w:val="12355B"/>
+        <w:t xml:space="preserve">A closed figure made of line segments is a </w:t>
+      </w:r>
+      <w:r>
+        <w:rPr>
           <w:sz w:val="22"/>
           <w:szCs w:val="22"/>
         </w:rPr>
-        <w:t xml:space="preserve">4.  </w:t>
+        <w:t xml:space="preserve">________________</w:t>
       </w:r>
       <w:r>
         <w:rPr>
           <w:sz w:val="22"/>
           <w:szCs w:val="22"/>
         </w:rPr>
-        <w:t xml:space="preserve">When two vertices share a coordinate, subtract the other and take the ___ ___.</w:t>
-      </w:r>
-    </w:p>
-    <w:p>
-      <w:pPr>
-        <w:spacing w:after="120" w:before="80"/>
+        <w:t xml:space="preserve">.</w:t>
+      </w:r>
+    </w:p>
+    <w:p>
+      <w:pPr>
+        <w:keepLines/>
+        <w:spacing w:after="260" w:before="200"/>
       </w:pPr>
       <w:r>
         <w:rPr>
@@ -1220,24 +1211,127 @@
           <w:sz w:val="22"/>
           <w:szCs w:val="22"/>
         </w:rPr>
-        <w:t xml:space="preserve">5.  </w:t>
+        <w:t xml:space="preserve">3.  </w:t>
       </w:r>
       <w:r>
         <w:rPr>
           <w:sz w:val="22"/>
           <w:szCs w:val="22"/>
         </w:rPr>
-        <w:t xml:space="preserve">What one grid unit stands for in the real situation is the ___.</w:t>
+        <w:t xml:space="preserve">The total distance around a polygon is its </w:t>
+      </w:r>
+      <w:r>
+        <w:rPr>
+          <w:sz w:val="22"/>
+          <w:szCs w:val="22"/>
+        </w:rPr>
+        <w:t xml:space="preserve">________________</w:t>
+      </w:r>
+      <w:r>
+        <w:rPr>
+          <w:sz w:val="22"/>
+          <w:szCs w:val="22"/>
+        </w:rPr>
+        <w:t xml:space="preserve">.</w:t>
+      </w:r>
+    </w:p>
+    <w:p>
+      <w:pPr>
+        <w:keepLines/>
+        <w:spacing w:after="260" w:before="200"/>
+      </w:pPr>
+      <w:r>
+        <w:rPr>
+          <w:b/>
+          <w:bCs/>
+          <w:color w:val="12355B"/>
+          <w:sz w:val="22"/>
+          <w:szCs w:val="22"/>
+        </w:rPr>
+        <w:t xml:space="preserve">4.  </w:t>
+      </w:r>
+      <w:r>
+        <w:rPr>
+          <w:sz w:val="22"/>
+          <w:szCs w:val="22"/>
+        </w:rPr>
+        <w:t xml:space="preserve">When two vertices share a coordinate, subtract the other and take the </w:t>
+      </w:r>
+      <w:r>
+        <w:rPr>
+          <w:sz w:val="22"/>
+          <w:szCs w:val="22"/>
+        </w:rPr>
+        <w:t xml:space="preserve">________________</w:t>
+      </w:r>
+      <w:r>
+        <w:rPr>
+          <w:sz w:val="22"/>
+          <w:szCs w:val="22"/>
+        </w:rPr>
+        <w:t xml:space="preserve"> </w:t>
+      </w:r>
+      <w:r>
+        <w:rPr>
+          <w:sz w:val="22"/>
+          <w:szCs w:val="22"/>
+        </w:rPr>
+        <w:t xml:space="preserve">________________</w:t>
+      </w:r>
+      <w:r>
+        <w:rPr>
+          <w:sz w:val="22"/>
+          <w:szCs w:val="22"/>
+        </w:rPr>
+        <w:t xml:space="preserve">.</w:t>
+      </w:r>
+    </w:p>
+    <w:p>
+      <w:pPr>
+        <w:keepLines/>
+        <w:spacing w:after="260" w:before="200"/>
+      </w:pPr>
+      <w:r>
+        <w:rPr>
+          <w:b/>
+          <w:bCs/>
+          <w:color w:val="12355B"/>
+          <w:sz w:val="22"/>
+          <w:szCs w:val="22"/>
+        </w:rPr>
+        <w:t xml:space="preserve">5.  </w:t>
+      </w:r>
+      <w:r>
+        <w:rPr>
+          <w:sz w:val="22"/>
+          <w:szCs w:val="22"/>
+        </w:rPr>
+        <w:t xml:space="preserve">What one grid unit stands for in the real situation is the </w:t>
+      </w:r>
+      <w:r>
+        <w:rPr>
+          <w:sz w:val="22"/>
+          <w:szCs w:val="22"/>
+        </w:rPr>
+        <w:t xml:space="preserve">________________</w:t>
+      </w:r>
+      <w:r>
+        <w:rPr>
+          <w:sz w:val="22"/>
+          <w:szCs w:val="22"/>
+        </w:rPr>
+        <w:t xml:space="preserve">.</w:t>
       </w:r>
     </w:p>
     <w:p>
       <w:pPr>
         <w:pStyle w:val="Heading1"/>
-        <w:pageBreakBefore/>
+        <w:keepNext/>
+        <w:keepLines/>
         <w:pBdr>
           <w:bottom w:val="single" w:color="1FA6A2" w:sz="14" w:space="6"/>
         </w:pBdr>
-        <w:spacing w:after="140" w:before="0"/>
+        <w:spacing w:after="140" w:before="300"/>
       </w:pPr>
       <w:r>
         <w:rPr>
@@ -2518,11 +2612,12 @@
     <w:p>
       <w:pPr>
         <w:pStyle w:val="Heading1"/>
-        <w:pageBreakBefore/>
+        <w:keepNext/>
+        <w:keepLines/>
         <w:pBdr>
           <w:bottom w:val="single" w:color="1FA6A2" w:sz="14" w:space="6"/>
         </w:pBdr>
-        <w:spacing w:after="140" w:before="0"/>
+        <w:spacing w:after="140" w:before="300"/>
       </w:pPr>
       <w:r>
         <w:rPr>
@@ -2775,11 +2870,12 @@
     <w:p>
       <w:pPr>
         <w:pStyle w:val="Heading1"/>
-        <w:pageBreakBefore/>
+        <w:keepNext/>
+        <w:keepLines/>
         <w:pBdr>
           <w:bottom w:val="single" w:color="1FA6A2" w:sz="14" w:space="6"/>
         </w:pBdr>
-        <w:spacing w:after="140" w:before="0"/>
+        <w:spacing w:after="140" w:before="300"/>
       </w:pPr>
       <w:r>
         <w:rPr>
@@ -3500,11 +3596,12 @@
     <w:p>
       <w:pPr>
         <w:pStyle w:val="Heading1"/>
-        <w:pageBreakBefore/>
+        <w:keepNext/>
+        <w:keepLines/>
         <w:pBdr>
           <w:bottom w:val="single" w:color="1FA6A2" w:sz="14" w:space="6"/>
         </w:pBdr>
-        <w:spacing w:after="140" w:before="0"/>
+        <w:spacing w:after="140" w:before="300"/>
       </w:pPr>
       <w:r>
         <w:rPr>
@@ -4349,11 +4446,12 @@
     <w:p>
       <w:pPr>
         <w:pStyle w:val="Heading1"/>
-        <w:pageBreakBefore/>
+        <w:keepNext/>
+        <w:keepLines/>
         <w:pBdr>
           <w:bottom w:val="single" w:color="1FA6A2" w:sz="14" w:space="6"/>
         </w:pBdr>
-        <w:spacing w:after="140" w:before="0"/>
+        <w:spacing w:after="140" w:before="300"/>
       </w:pPr>
       <w:r>
         <w:rPr>
@@ -4466,6 +4564,8 @@
     <w:p>
       <w:pPr>
         <w:pStyle w:val="Heading1"/>
+        <w:keepNext/>
+        <w:keepLines/>
         <w:pageBreakBefore/>
         <w:pBdr>
           <w:bottom w:val="single" w:color="1FA6A2" w:sz="14" w:space="6"/>

--- a/lessons/7-7/downloads/7-7-notes-teacher.docx
+++ b/lessons/7-7/downloads/7-7-notes-teacher.docx
@@ -1344,47 +1344,6 @@
         <w:t xml:space="preserve">Write About the Math</w:t>
       </w:r>
     </w:p>
-    <w:p>
-      <w:pPr>
-        <w:spacing w:after="100"/>
-      </w:pPr>
-      <w:r>
-        <w:rPr>
-          <w:i/>
-          <w:iCs/>
-          <w:color w:val="5F6F80"/>
-          <w:sz w:val="19"/>
-          <w:szCs w:val="19"/>
-        </w:rPr>
-        <w:t xml:space="preserve">Use the support level you need. Every level answers the same math question.</w:t>
-      </w:r>
-    </w:p>
-    <w:p>
-      <w:pPr>
-        <w:pStyle w:val="Heading2"/>
-        <w:spacing w:after="80" w:before="180"/>
-      </w:pPr>
-      <w:r>
-        <w:rPr>
-          <w:b/>
-          <w:bCs/>
-          <w:color w:val="12355B"/>
-          <w:sz w:val="24"/>
-          <w:szCs w:val="24"/>
-        </w:rPr>
-        <w:t xml:space="preserve">1. Understand the Question</w:t>
-      </w:r>
-      <w:r>
-        <w:rPr>
-          <w:i/>
-          <w:iCs/>
-          <w:color w:val="B97A12"/>
-          <w:sz w:val="19"/>
-          <w:szCs w:val="19"/>
-        </w:rPr>
-        <w:t xml:space="preserve">   explain</w:t>
-      </w:r>
-    </w:p>
     <w:tbl>
       <w:tblPr>
         <w:tblW w:type="pct" w:w="100%"/>
@@ -1423,344 +1382,6 @@
               </w:rPr>
               <w:t xml:space="preserve">Where do the other two vertices go — and how do the known coordinates, the scale, and the area work together to tell you?</w:t>
             </w:r>
-          </w:p>
-          <w:p>
-            <w:pPr>
-              <w:spacing w:after="0"/>
-            </w:pPr>
-            <w:r>
-              <w:rPr>
-                <w:b/>
-                <w:bCs/>
-                <w:color w:val="12355B"/>
-                <w:sz w:val="20"/>
-                <w:szCs w:val="20"/>
-              </w:rPr>
-              <w:t xml:space="preserve">Your job:  </w:t>
-            </w:r>
-            <w:r>
-              <w:rPr>
-                <w:sz w:val="20"/>
-                <w:szCs w:val="20"/>
-              </w:rPr>
-              <w:t xml:space="preserve">Answer the question. Use math evidence. Explain how the evidence proves your answer.</w:t>
-            </w:r>
-            <w:r>
-              <w:rPr>
-                <w:i/>
-                <w:iCs/>
-                <w:color w:val="5F6F80"/>
-                <w:sz w:val="18"/>
-                <w:szCs w:val="18"/>
-              </w:rPr>
-              <w:br/>
-              <w:t xml:space="preserve">Responde la pregunta. Usa evidencia matemática. Explica cómo la evidencia demuestra tu respuesta.</w:t>
-            </w:r>
-          </w:p>
-        </w:tc>
-      </w:tr>
-    </w:tbl>
-    <w:p>
-      <w:pPr>
-        <w:pStyle w:val="Heading2"/>
-        <w:spacing w:after="80" w:before="180"/>
-      </w:pPr>
-      <w:r>
-        <w:rPr>
-          <w:b/>
-          <w:bCs/>
-          <w:color w:val="12355B"/>
-          <w:sz w:val="24"/>
-          <w:szCs w:val="24"/>
-        </w:rPr>
-        <w:t xml:space="preserve">2. Plan Your Math Words</w:t>
-      </w:r>
-      <w:r>
-        <w:rPr>
-          <w:i/>
-          <w:iCs/>
-          <w:color w:val="1FA6A2"/>
-          <w:sz w:val="19"/>
-          <w:szCs w:val="19"/>
-        </w:rPr>
-        <w:t xml:space="preserve">   check at least two</w:t>
-      </w:r>
-    </w:p>
-    <w:p>
-      <w:pPr>
-        <w:spacing w:after="60"/>
-      </w:pPr>
-      <w:r>
-        <w:rPr>
-          <w:b/>
-          <w:bCs/>
-          <w:color w:val="1FA6A2"/>
-          <w:sz w:val="22"/>
-          <w:szCs w:val="22"/>
-        </w:rPr>
-        <w:t xml:space="preserve">☐  </w:t>
-      </w:r>
-      <w:r>
-        <w:rPr>
-          <w:b/>
-          <w:bCs/>
-          <w:color w:val="12355B"/>
-          <w:sz w:val="20"/>
-          <w:szCs w:val="20"/>
-        </w:rPr>
-        <w:t xml:space="preserve">vertex — </w:t>
-      </w:r>
-      <w:r>
-        <w:rPr>
-          <w:sz w:val="20"/>
-          <w:szCs w:val="20"/>
-        </w:rPr>
-        <w:t xml:space="preserve">A corner point of a polygon, named by an ordered pair on the coordinate plane.</w:t>
-      </w:r>
-      <w:r>
-        <w:rPr>
-          <w:i/>
-          <w:iCs/>
-          <w:color w:val="5F6F80"/>
-          <w:sz w:val="18"/>
-          <w:szCs w:val="18"/>
-        </w:rPr>
-        <w:br/>
-        <w:t xml:space="preserve">vértice — Un punto de esquina de un polígono, nombrado por un par ordenado en el plano de coordenadas.</w:t>
-      </w:r>
-    </w:p>
-    <w:p>
-      <w:pPr>
-        <w:spacing w:after="60"/>
-      </w:pPr>
-      <w:r>
-        <w:rPr>
-          <w:b/>
-          <w:bCs/>
-          <w:color w:val="1FA6A2"/>
-          <w:sz w:val="22"/>
-          <w:szCs w:val="22"/>
-        </w:rPr>
-        <w:t xml:space="preserve">☐  </w:t>
-      </w:r>
-      <w:r>
-        <w:rPr>
-          <w:b/>
-          <w:bCs/>
-          <w:color w:val="12355B"/>
-          <w:sz w:val="20"/>
-          <w:szCs w:val="20"/>
-        </w:rPr>
-        <w:t xml:space="preserve">polygon — </w:t>
-      </w:r>
-      <w:r>
-        <w:rPr>
-          <w:sz w:val="20"/>
-          <w:szCs w:val="20"/>
-        </w:rPr>
-        <w:t xml:space="preserve">A closed figure made of line segments; on the plane you draw it by plotting the vertices and connecting them in order.</w:t>
-      </w:r>
-      <w:r>
-        <w:rPr>
-          <w:i/>
-          <w:iCs/>
-          <w:color w:val="5F6F80"/>
-          <w:sz w:val="18"/>
-          <w:szCs w:val="18"/>
-        </w:rPr>
-        <w:br/>
-        <w:t xml:space="preserve">polígono — Una figura cerrada hecha de segmentos; en el plano se dibuja marcando los vértices y conectándolos en orden.</w:t>
-      </w:r>
-    </w:p>
-    <w:p>
-      <w:pPr>
-        <w:spacing w:after="60"/>
-      </w:pPr>
-      <w:r>
-        <w:rPr>
-          <w:b/>
-          <w:bCs/>
-          <w:color w:val="1FA6A2"/>
-          <w:sz w:val="22"/>
-          <w:szCs w:val="22"/>
-        </w:rPr>
-        <w:t xml:space="preserve">☐  </w:t>
-      </w:r>
-      <w:r>
-        <w:rPr>
-          <w:b/>
-          <w:bCs/>
-          <w:color w:val="12355B"/>
-          <w:sz w:val="20"/>
-          <w:szCs w:val="20"/>
-        </w:rPr>
-        <w:t xml:space="preserve">perimeter — </w:t>
-      </w:r>
-      <w:r>
-        <w:rPr>
-          <w:sz w:val="20"/>
-          <w:szCs w:val="20"/>
-        </w:rPr>
-        <w:t xml:space="preserve">The total distance around a polygon — the sum of all its side lengths.</w:t>
-      </w:r>
-      <w:r>
-        <w:rPr>
-          <w:i/>
-          <w:iCs/>
-          <w:color w:val="5F6F80"/>
-          <w:sz w:val="18"/>
-          <w:szCs w:val="18"/>
-        </w:rPr>
-        <w:br/>
-        <w:t xml:space="preserve">perímetro — La distancia total alrededor de un polígono: la suma de todos sus lados.</w:t>
-      </w:r>
-    </w:p>
-    <w:p>
-      <w:pPr>
-        <w:spacing w:after="60"/>
-      </w:pPr>
-      <w:r>
-        <w:rPr>
-          <w:b/>
-          <w:bCs/>
-          <w:color w:val="1FA6A2"/>
-          <w:sz w:val="22"/>
-          <w:szCs w:val="22"/>
-        </w:rPr>
-        <w:t xml:space="preserve">☐  </w:t>
-      </w:r>
-      <w:r>
-        <w:rPr>
-          <w:b/>
-          <w:bCs/>
-          <w:color w:val="12355B"/>
-          <w:sz w:val="20"/>
-          <w:szCs w:val="20"/>
-        </w:rPr>
-        <w:t xml:space="preserve">distance between vertices — </w:t>
-      </w:r>
-      <w:r>
-        <w:rPr>
-          <w:sz w:val="20"/>
-          <w:szCs w:val="20"/>
-        </w:rPr>
-        <w:t xml:space="preserve">When two vertices share an x- or y-coordinate, the distance between them is the absolute difference of the other coordinates.</w:t>
-      </w:r>
-      <w:r>
-        <w:rPr>
-          <w:i/>
-          <w:iCs/>
-          <w:color w:val="5F6F80"/>
-          <w:sz w:val="18"/>
-          <w:szCs w:val="18"/>
-        </w:rPr>
-        <w:br/>
-        <w:t xml:space="preserve">distancia entre vértices — Cuando dos vértices comparten una coordenada x o y, la distancia es la diferencia absoluta de las otras coordenadas.</w:t>
-      </w:r>
-    </w:p>
-    <w:p>
-      <w:pPr>
-        <w:spacing w:after="60"/>
-      </w:pPr>
-      <w:r>
-        <w:rPr>
-          <w:b/>
-          <w:bCs/>
-          <w:color w:val="1FA6A2"/>
-          <w:sz w:val="22"/>
-          <w:szCs w:val="22"/>
-        </w:rPr>
-        <w:t xml:space="preserve">☐  </w:t>
-      </w:r>
-      <w:r>
-        <w:rPr>
-          <w:b/>
-          <w:bCs/>
-          <w:color w:val="12355B"/>
-          <w:sz w:val="20"/>
-          <w:szCs w:val="20"/>
-        </w:rPr>
-        <w:t xml:space="preserve">scale — </w:t>
-      </w:r>
-      <w:r>
-        <w:rPr>
-          <w:sz w:val="20"/>
-          <w:szCs w:val="20"/>
-        </w:rPr>
-        <w:t xml:space="preserve">What one grid unit stands for in the real situation.</w:t>
-      </w:r>
-      <w:r>
-        <w:rPr>
-          <w:i/>
-          <w:iCs/>
-          <w:color w:val="5F6F80"/>
-          <w:sz w:val="18"/>
-          <w:szCs w:val="18"/>
-        </w:rPr>
-        <w:br/>
-        <w:t xml:space="preserve">escala — Lo que representa una unidad de la cuadrícula en la situación real.</w:t>
-      </w:r>
-    </w:p>
-    <w:tbl>
-      <w:tblPr>
-        <w:tblW w:type="pct" w:w="100%"/>
-        <w:tblBorders>
-          <w:top w:val="single" w:color="1FA6A2" w:sz="8"/>
-          <w:left w:val="single" w:color="1FA6A2" w:sz="8"/>
-          <w:bottom w:val="single" w:color="1FA6A2" w:sz="8"/>
-          <w:right w:val="single" w:color="1FA6A2" w:sz="8"/>
-          <w:insideH w:val="single" w:color="auto" w:sz="4"/>
-          <w:insideV w:val="single" w:color="auto" w:sz="4"/>
-        </w:tblBorders>
-      </w:tblPr>
-      <w:tblGrid>
-        <w:gridCol w:w="100"/>
-      </w:tblGrid>
-      <w:tr>
-        <w:tc>
-          <w:tcPr>
-            <w:shd w:fill="F7FFFD" w:color="auto" w:val="clear"/>
-            <w:tcMar>
-              <w:top w:type="dxa" w:w="120"/>
-              <w:left w:type="dxa" w:w="180"/>
-              <w:bottom w:type="dxa" w:w="120"/>
-              <w:right w:type="dxa" w:w="180"/>
-            </w:tcMar>
-          </w:tcPr>
-          <w:p>
-            <w:pPr>
-              <w:spacing w:after="50"/>
-            </w:pPr>
-            <w:r>
-              <w:rPr>
-                <w:b/>
-                <w:bCs/>
-                <w:color w:val="1FA6A2"/>
-                <w:sz w:val="20"/>
-                <w:szCs w:val="20"/>
-              </w:rPr>
-              <w:t xml:space="preserve">Say it first:  </w:t>
-            </w:r>
-            <w:r>
-              <w:rPr>
-                <w:sz w:val="20"/>
-                <w:szCs w:val="20"/>
-              </w:rPr>
-              <w:t xml:space="preserve">Say your idea to a partner or quietly to yourself before you write.</w:t>
-            </w:r>
-          </w:p>
-          <w:p>
-            <w:pPr>
-              <w:spacing w:after="60"/>
-            </w:pPr>
-            <w:r>
-              <w:rPr>
-                <w:color w:val="1A2733"/>
-                <w:sz w:val="21"/>
-                <w:szCs w:val="21"/>
-              </w:rPr>
-              <w:t xml:space="preserve">The park's width is ___ feet. Using the area formula, its length is ___ feet, which is ___ units on the map — so the new vertices sit that many units below the known ones.</w:t>
-            </w:r>
             <w:r>
               <w:rPr>
                 <w:i/>
@@ -1770,7 +1391,7 @@
                 <w:szCs w:val="19"/>
               </w:rPr>
               <w:br/>
-              <w:t xml:space="preserve">Di tu respuesta primero: Mi respuesta es ___ porque ___.</w:t>
+              <w:t xml:space="preserve">¿A dónde van los otros dos vértices — y cómo trabajan juntas las coordenadas conocidas, la escala y el área para decírtelo?</w:t>
             </w:r>
           </w:p>
         </w:tc>
@@ -1778,28 +1399,192 @@
     </w:tbl>
     <w:p>
       <w:pPr>
-        <w:pStyle w:val="Heading2"/>
-        <w:spacing w:after="80" w:before="180"/>
-      </w:pPr>
-      <w:r>
-        <w:rPr>
-          <w:b/>
-          <w:bCs/>
-          <w:color w:val="12355B"/>
-          <w:sz w:val="24"/>
-          <w:szCs w:val="24"/>
-        </w:rPr>
-        <w:t xml:space="preserve">3. Build Your Explanation</w:t>
-      </w:r>
+        <w:spacing w:after="100"/>
+      </w:pPr>
       <w:r>
         <w:rPr>
           <w:i/>
           <w:iCs/>
-          <w:color w:val="B97A12"/>
+          <w:color w:val="5F6F80"/>
           <w:sz w:val="19"/>
           <w:szCs w:val="19"/>
         </w:rPr>
-        <w:t xml:space="preserve">   choose your support</w:t>
+        <w:t xml:space="preserve">Say your answer to a partner first. Then write it, using at least two of these words:</w:t>
+      </w:r>
+    </w:p>
+    <w:p>
+      <w:pPr>
+        <w:spacing w:after="40"/>
+      </w:pPr>
+      <w:r>
+        <w:rPr>
+          <w:b/>
+          <w:bCs/>
+          <w:color w:val="1FA6A2"/>
+          <w:sz w:val="22"/>
+          <w:szCs w:val="22"/>
+        </w:rPr>
+        <w:t xml:space="preserve">☐  </w:t>
+      </w:r>
+      <w:r>
+        <w:rPr>
+          <w:b/>
+          <w:bCs/>
+          <w:color w:val="12355B"/>
+          <w:sz w:val="20"/>
+          <w:szCs w:val="20"/>
+        </w:rPr>
+        <w:t xml:space="preserve">vertex</w:t>
+      </w:r>
+      <w:r>
+        <w:rPr>
+          <w:i/>
+          <w:iCs/>
+          <w:color w:val="5F6F80"/>
+          <w:sz w:val="18"/>
+          <w:szCs w:val="18"/>
+        </w:rPr>
+        <w:t xml:space="preserve">  ·  vértice</w:t>
+      </w:r>
+    </w:p>
+    <w:p>
+      <w:pPr>
+        <w:spacing w:after="40"/>
+      </w:pPr>
+      <w:r>
+        <w:rPr>
+          <w:b/>
+          <w:bCs/>
+          <w:color w:val="1FA6A2"/>
+          <w:sz w:val="22"/>
+          <w:szCs w:val="22"/>
+        </w:rPr>
+        <w:t xml:space="preserve">☐  </w:t>
+      </w:r>
+      <w:r>
+        <w:rPr>
+          <w:b/>
+          <w:bCs/>
+          <w:color w:val="12355B"/>
+          <w:sz w:val="20"/>
+          <w:szCs w:val="20"/>
+        </w:rPr>
+        <w:t xml:space="preserve">polygon</w:t>
+      </w:r>
+      <w:r>
+        <w:rPr>
+          <w:i/>
+          <w:iCs/>
+          <w:color w:val="5F6F80"/>
+          <w:sz w:val="18"/>
+          <w:szCs w:val="18"/>
+        </w:rPr>
+        <w:t xml:space="preserve">  ·  polígono</w:t>
+      </w:r>
+    </w:p>
+    <w:p>
+      <w:pPr>
+        <w:spacing w:after="40"/>
+      </w:pPr>
+      <w:r>
+        <w:rPr>
+          <w:b/>
+          <w:bCs/>
+          <w:color w:val="1FA6A2"/>
+          <w:sz w:val="22"/>
+          <w:szCs w:val="22"/>
+        </w:rPr>
+        <w:t xml:space="preserve">☐  </w:t>
+      </w:r>
+      <w:r>
+        <w:rPr>
+          <w:b/>
+          <w:bCs/>
+          <w:color w:val="12355B"/>
+          <w:sz w:val="20"/>
+          <w:szCs w:val="20"/>
+        </w:rPr>
+        <w:t xml:space="preserve">perimeter</w:t>
+      </w:r>
+      <w:r>
+        <w:rPr>
+          <w:i/>
+          <w:iCs/>
+          <w:color w:val="5F6F80"/>
+          <w:sz w:val="18"/>
+          <w:szCs w:val="18"/>
+        </w:rPr>
+        <w:t xml:space="preserve">  ·  perímetro</w:t>
+      </w:r>
+    </w:p>
+    <w:p>
+      <w:pPr>
+        <w:spacing w:after="40"/>
+      </w:pPr>
+      <w:r>
+        <w:rPr>
+          <w:b/>
+          <w:bCs/>
+          <w:color w:val="1FA6A2"/>
+          <w:sz w:val="22"/>
+          <w:szCs w:val="22"/>
+        </w:rPr>
+        <w:t xml:space="preserve">☐  </w:t>
+      </w:r>
+      <w:r>
+        <w:rPr>
+          <w:b/>
+          <w:bCs/>
+          <w:color w:val="12355B"/>
+          <w:sz w:val="20"/>
+          <w:szCs w:val="20"/>
+        </w:rPr>
+        <w:t xml:space="preserve">distance between vertices</w:t>
+      </w:r>
+      <w:r>
+        <w:rPr>
+          <w:i/>
+          <w:iCs/>
+          <w:color w:val="5F6F80"/>
+          <w:sz w:val="18"/>
+          <w:szCs w:val="18"/>
+        </w:rPr>
+        <w:t xml:space="preserve">  ·  distancia entre vértices</w:t>
+      </w:r>
+    </w:p>
+    <w:p>
+      <w:pPr>
+        <w:spacing w:after="40"/>
+      </w:pPr>
+      <w:r>
+        <w:rPr>
+          <w:b/>
+          <w:bCs/>
+          <w:color w:val="1FA6A2"/>
+          <w:sz w:val="22"/>
+          <w:szCs w:val="22"/>
+        </w:rPr>
+        <w:t xml:space="preserve">☐  </w:t>
+      </w:r>
+      <w:r>
+        <w:rPr>
+          <w:b/>
+          <w:bCs/>
+          <w:color w:val="12355B"/>
+          <w:sz w:val="20"/>
+          <w:szCs w:val="20"/>
+        </w:rPr>
+        <w:t xml:space="preserve">scale</w:t>
+      </w:r>
+      <w:r>
+        <w:rPr>
+          <w:i/>
+          <w:iCs/>
+          <w:color w:val="5F6F80"/>
+          <w:sz w:val="18"/>
+          <w:szCs w:val="18"/>
+        </w:rPr>
+        <w:t xml:space="preserve">  ·  escala</w:t>
       </w:r>
     </w:p>
     <w:tbl>
@@ -1830,21 +1615,6 @@
           </w:tcPr>
           <w:p>
             <w:pPr>
-              <w:spacing w:after="50"/>
-            </w:pPr>
-            <w:r>
-              <w:rPr>
-                <w:i/>
-                <w:iCs/>
-                <w:color w:val="5F6F80"/>
-                <w:sz w:val="19"/>
-                <w:szCs w:val="19"/>
-              </w:rPr>
-              <w:t xml:space="preserve">This model shows the parts of an explanation. It does not answer your writing question.</w:t>
-            </w:r>
-          </w:p>
-          <w:p>
-            <w:pPr>
               <w:spacing w:after="80"/>
             </w:pPr>
             <w:r>
@@ -1855,58 +1625,14 @@
                 <w:sz w:val="19"/>
                 <w:szCs w:val="19"/>
               </w:rPr>
-              <w:t xml:space="preserve">Claim:  </w:t>
+              <w:t xml:space="preserve">Model:  </w:t>
             </w:r>
             <w:r>
               <w:rPr>
                 <w:sz w:val="19"/>
                 <w:szCs w:val="19"/>
               </w:rPr>
-              <w:t xml:space="preserve">When two vertices share the same y-coordinate, the segment between them is horizontal, so its length comes from the DIFFERENCE in the coordinate that changes — the x-coordinates.</w:t>
-            </w:r>
-          </w:p>
-          <w:p>
-            <w:pPr>
-              <w:spacing w:after="80"/>
-            </w:pPr>
-            <w:r>
-              <w:rPr>
-                <w:b/>
-                <w:bCs/>
-                <w:color w:val="12355B"/>
-                <w:sz w:val="19"/>
-                <w:szCs w:val="19"/>
-              </w:rPr>
-              <w:t xml:space="preserve">Evidence:  </w:t>
-            </w:r>
-            <w:r>
-              <w:rPr>
-                <w:sz w:val="19"/>
-                <w:szCs w:val="19"/>
-              </w:rPr>
-              <w:t xml:space="preserve">A strong answer explains that the SHARED coordinate tells you the direction of the side, and the DIFFERING coordinate is what you subtract. A weak answer just says 'subtract the numbers' without identifying which pair.</w:t>
-            </w:r>
-          </w:p>
-          <w:p>
-            <w:pPr>
-              <w:spacing w:after="80"/>
-            </w:pPr>
-            <w:r>
-              <w:rPr>
-                <w:b/>
-                <w:bCs/>
-                <w:color w:val="12355B"/>
-                <w:sz w:val="19"/>
-                <w:szCs w:val="19"/>
-              </w:rPr>
-              <w:t xml:space="preserve">Reasoning:  </w:t>
-            </w:r>
-            <w:r>
-              <w:rPr>
-                <w:sz w:val="19"/>
-                <w:szCs w:val="19"/>
-              </w:rPr>
-              <w:t xml:space="preserve">This evidence connects the definition of polygon to the mathematical claim.</w:t>
+              <w:t xml:space="preserve">When two vertices share the same y-coordinate, the segment between them is horizontal, so its length comes from the DIFFERENCE in the coordinate that changes — the x-coordinates. — A strong answer explains that the SHARED coordinate tells you the direction of the side, and the DIFFERING coordinate is what you subtract. A weak answer just says 'subtract the numbers' without identifying which pair.</w:t>
             </w:r>
           </w:p>
         </w:tc>
@@ -1985,7 +1711,7 @@
           <w:sz w:val="21"/>
           <w:szCs w:val="21"/>
         </w:rPr>
-        <w:t xml:space="preserve">My answer is ___.</w:t>
+        <w:t xml:space="preserve">My answer is ___ because ___.</w:t>
       </w:r>
       <w:r>
         <w:rPr>
@@ -1996,7 +1722,7 @@
           <w:szCs w:val="19"/>
         </w:rPr>
         <w:br/>
-        <w:t xml:space="preserve">Mi respuesta es ___.</w:t>
+        <w:t xml:space="preserve">Mi respuesta es ___ porque ___.</w:t>
       </w:r>
     </w:p>
     <w:tbl>
@@ -2136,7 +1862,7 @@
           <w:sz w:val="21"/>
           <w:szCs w:val="21"/>
         </w:rPr>
-        <w:t xml:space="preserve">I know because ___.</w:t>
+        <w:t xml:space="preserve">My evidence is ___, so ___.</w:t>
       </w:r>
       <w:r>
         <w:rPr>
@@ -2147,31 +1873,7 @@
           <w:szCs w:val="19"/>
         </w:rPr>
         <w:br/>
-        <w:t xml:space="preserve">Lo sé porque ___.</w:t>
-      </w:r>
-    </w:p>
-    <w:p>
-      <w:pPr>
-        <w:spacing w:after="60"/>
-      </w:pPr>
-      <w:r>
-        <w:rPr>
-          <w:color w:val="1A2733"/>
-          <w:sz w:val="21"/>
-          <w:szCs w:val="21"/>
-        </w:rPr>
-        <w:t xml:space="preserve">So ___.</w:t>
-      </w:r>
-      <w:r>
-        <w:rPr>
-          <w:i/>
-          <w:iCs/>
-          <w:color w:val="5F6F80"/>
-          <w:sz w:val="19"/>
-          <w:szCs w:val="19"/>
-        </w:rPr>
-        <w:br/>
-        <w:t xml:space="preserve">Entonces ___.</w:t>
+        <w:t xml:space="preserve">Mi evidencia es ___, entonces ___.</w:t>
       </w:r>
     </w:p>
     <w:tbl>
@@ -2277,78 +1979,6 @@
         <w:t xml:space="preserve">Escribe una afirmación, da evidencia matemática y explica tu razonamiento.</w:t>
       </w:r>
     </w:p>
-    <w:p>
-      <w:pPr>
-        <w:spacing w:after="60"/>
-      </w:pPr>
-      <w:r>
-        <w:rPr>
-          <w:color w:val="1A2733"/>
-          <w:sz w:val="21"/>
-          <w:szCs w:val="21"/>
-        </w:rPr>
-        <w:t xml:space="preserve">My claim is ___.</w:t>
-      </w:r>
-      <w:r>
-        <w:rPr>
-          <w:i/>
-          <w:iCs/>
-          <w:color w:val="5F6F80"/>
-          <w:sz w:val="19"/>
-          <w:szCs w:val="19"/>
-        </w:rPr>
-        <w:br/>
-        <w:t xml:space="preserve">Mi afirmación es ___.</w:t>
-      </w:r>
-    </w:p>
-    <w:p>
-      <w:pPr>
-        <w:spacing w:after="60"/>
-      </w:pPr>
-      <w:r>
-        <w:rPr>
-          <w:color w:val="1A2733"/>
-          <w:sz w:val="21"/>
-          <w:szCs w:val="21"/>
-        </w:rPr>
-        <w:t xml:space="preserve">My math evidence is ___.</w:t>
-      </w:r>
-      <w:r>
-        <w:rPr>
-          <w:i/>
-          <w:iCs/>
-          <w:color w:val="5F6F80"/>
-          <w:sz w:val="19"/>
-          <w:szCs w:val="19"/>
-        </w:rPr>
-        <w:br/>
-        <w:t xml:space="preserve">Mi evidencia matemática es ___.</w:t>
-      </w:r>
-    </w:p>
-    <w:p>
-      <w:pPr>
-        <w:spacing w:after="60"/>
-      </w:pPr>
-      <w:r>
-        <w:rPr>
-          <w:color w:val="1A2733"/>
-          <w:sz w:val="21"/>
-          <w:szCs w:val="21"/>
-        </w:rPr>
-        <w:t xml:space="preserve">This proves ___ because ___.</w:t>
-      </w:r>
-      <w:r>
-        <w:rPr>
-          <w:i/>
-          <w:iCs/>
-          <w:color w:val="5F6F80"/>
-          <w:sz w:val="19"/>
-          <w:szCs w:val="19"/>
-        </w:rPr>
-        <w:br/>
-        <w:t xml:space="preserve">Esto demuestra ___ porque ___.</w:t>
-      </w:r>
-    </w:p>
     <w:tbl>
       <w:tblPr>
         <w:tblW w:type="pct" w:w="100%"/>
@@ -2431,7 +2061,7 @@
           <w:sz w:val="24"/>
           <w:szCs w:val="24"/>
         </w:rPr>
-        <w:t xml:space="preserve">4. Check Your Explanation</w:t>
+        <w:t xml:space="preserve">Check Your Explanation</w:t>
       </w:r>
       <w:r>
         <w:rPr>
@@ -2441,7 +2071,7 @@
           <w:sz w:val="19"/>
           <w:szCs w:val="19"/>
         </w:rPr>
-        <w:t xml:space="preserve">   five quick checks</w:t>
+        <w:t xml:space="preserve">   three quick checks</w:t>
       </w:r>
     </w:p>
     <w:p>
@@ -2465,17 +2095,6 @@
         </w:rPr>
         <w:t xml:space="preserve">I answered the question.</w:t>
       </w:r>
-      <w:r>
-        <w:rPr>
-          <w:i/>
-          <w:iCs/>
-          <w:color w:val="5F6F80"/>
-          <w:sz w:val="18"/>
-          <w:szCs w:val="18"/>
-        </w:rPr>
-        <w:br/>
-        <w:t xml:space="preserve">Respondí la pregunta.</w:t>
-      </w:r>
     </w:p>
     <w:p>
       <w:pPr>
@@ -2496,18 +2115,7 @@
           <w:sz w:val="20"/>
           <w:szCs w:val="20"/>
         </w:rPr>
-        <w:t xml:space="preserve">I used math evidence: numbers, an equation, a model, or a comparison.</w:t>
-      </w:r>
-      <w:r>
-        <w:rPr>
-          <w:i/>
-          <w:iCs/>
-          <w:color w:val="5F6F80"/>
-          <w:sz w:val="18"/>
-          <w:szCs w:val="18"/>
-        </w:rPr>
-        <w:br/>
-        <w:t xml:space="preserve">Usé evidencia matemática: números, una ecuación, un modelo o una comparación.</w:t>
+        <w:t xml:space="preserve">I used math evidence: numbers, an equation, or a model.</w:t>
       </w:r>
     </w:p>
     <w:p>
@@ -2529,84 +2137,7 @@
           <w:sz w:val="20"/>
           <w:szCs w:val="20"/>
         </w:rPr>
-        <w:t xml:space="preserve">I explained how the evidence proves my answer.</w:t>
-      </w:r>
-      <w:r>
-        <w:rPr>
-          <w:i/>
-          <w:iCs/>
-          <w:color w:val="5F6F80"/>
-          <w:sz w:val="18"/>
-          <w:szCs w:val="18"/>
-        </w:rPr>
-        <w:br/>
-        <w:t xml:space="preserve">Expliqué cómo la evidencia demuestra mi respuesta.</w:t>
-      </w:r>
-    </w:p>
-    <w:p>
-      <w:pPr>
-        <w:spacing w:after="80"/>
-      </w:pPr>
-      <w:r>
-        <w:rPr>
-          <w:b/>
-          <w:bCs/>
-          <w:color w:val="1FA6A2"/>
-          <w:sz w:val="22"/>
-          <w:szCs w:val="22"/>
-        </w:rPr>
-        <w:t xml:space="preserve">☐  </w:t>
-      </w:r>
-      <w:r>
-        <w:rPr>
-          <w:sz w:val="20"/>
-          <w:szCs w:val="20"/>
-        </w:rPr>
         <w:t xml:space="preserve">I used at least two math words.</w:t>
-      </w:r>
-      <w:r>
-        <w:rPr>
-          <w:i/>
-          <w:iCs/>
-          <w:color w:val="5F6F80"/>
-          <w:sz w:val="18"/>
-          <w:szCs w:val="18"/>
-        </w:rPr>
-        <w:br/>
-        <w:t xml:space="preserve">Usé por lo menos dos palabras matemáticas.</w:t>
-      </w:r>
-    </w:p>
-    <w:p>
-      <w:pPr>
-        <w:spacing w:after="80"/>
-      </w:pPr>
-      <w:r>
-        <w:rPr>
-          <w:b/>
-          <w:bCs/>
-          <w:color w:val="1FA6A2"/>
-          <w:sz w:val="22"/>
-          <w:szCs w:val="22"/>
-        </w:rPr>
-        <w:t xml:space="preserve">☐  </w:t>
-      </w:r>
-      <w:r>
-        <w:rPr>
-          <w:sz w:val="20"/>
-          <w:szCs w:val="20"/>
-        </w:rPr>
-        <w:t xml:space="preserve">I reread complete sentences and punctuation.</w:t>
-      </w:r>
-      <w:r>
-        <w:rPr>
-          <w:i/>
-          <w:iCs/>
-          <w:color w:val="5F6F80"/>
-          <w:sz w:val="18"/>
-          <w:szCs w:val="18"/>
-        </w:rPr>
-        <w:br/>
-        <w:t xml:space="preserve">Volví a leer mis oraciones completas y la puntuación.</w:t>
       </w:r>
     </w:p>
     <w:p>
@@ -5107,7 +4638,7 @@
           <w:sz w:val="20"/>
           <w:szCs w:val="20"/>
         </w:rPr>
-        <w:t xml:space="preserve">☐  I answered the question.</w:t>
+        <w:t xml:space="preserve">☐  The answer to the math question is correct.</w:t>
       </w:r>
     </w:p>
     <w:p>
@@ -5119,7 +4650,7 @@
           <w:sz w:val="20"/>
           <w:szCs w:val="20"/>
         </w:rPr>
-        <w:t xml:space="preserve">☐  I used math evidence: numbers, an equation, a model, or a comparison.</w:t>
+        <w:t xml:space="preserve">☐  The evidence is real lesson mathematics (numbers, equation, or model), not restated claim.</w:t>
       </w:r>
     </w:p>
     <w:p>
@@ -5131,31 +4662,7 @@
           <w:sz w:val="20"/>
           <w:szCs w:val="20"/>
         </w:rPr>
-        <w:t xml:space="preserve">☐  I explained how the evidence proves my answer.</w:t>
-      </w:r>
-    </w:p>
-    <w:p>
-      <w:pPr>
-        <w:spacing w:after="80"/>
-      </w:pPr>
-      <w:r>
-        <w:rPr>
-          <w:sz w:val="20"/>
-          <w:szCs w:val="20"/>
-        </w:rPr>
-        <w:t xml:space="preserve">☐  I used at least two math words.</w:t>
-      </w:r>
-    </w:p>
-    <w:p>
-      <w:pPr>
-        <w:spacing w:after="80"/>
-      </w:pPr>
-      <w:r>
-        <w:rPr>
-          <w:sz w:val="20"/>
-          <w:szCs w:val="20"/>
-        </w:rPr>
-        <w:t xml:space="preserve">☐  I reread complete sentences and punctuation.</w:t>
+        <w:t xml:space="preserve">☐  The support level changed the language scaffolding, never the mathematical expectation.</w:t>
       </w:r>
     </w:p>
     <w:sectPr>
